--- a/FSD - Designing and Managing Databases with MongoDB/FSD - Designing and Managing Databases with MongoDB - Day 4 - 23-04-206.docx
+++ b/FSD - Designing and Managing Databases with MongoDB/FSD - Designing and Managing Databases with MongoDB - Day 4 - 23-04-206.docx
@@ -1871,6 +1871,1271 @@
         <w:t>emp;</w:t>
       </w:r>
       <w:proofErr w:type="gramEnd"/>
+    </w:p>
+    <w:p>
+      <w:pPr>
+        <w:rPr>
+          <w:lang w:val="en-US"/>
+        </w:rPr>
+      </w:pPr>
+    </w:p>
+    <w:p>
+      <w:pPr>
+        <w:rPr>
+          <w:lang w:val="en-US"/>
+        </w:rPr>
+      </w:pPr>
+    </w:p>
+    <w:p>
+      <w:pPr>
+        <w:rPr>
+          <w:lang w:val="en-US"/>
+        </w:rPr>
+      </w:pPr>
+    </w:p>
+    <w:p>
+      <w:pPr>
+        <w:rPr>
+          <w:lang w:val="en-US"/>
+        </w:rPr>
+      </w:pPr>
+    </w:p>
+    <w:p>
+      <w:pPr>
+        <w:rPr>
+          <w:lang w:val="en-US"/>
+        </w:rPr>
+      </w:pPr>
+    </w:p>
+    <w:p>
+      <w:pPr>
+        <w:rPr>
+          <w:lang w:val="en-US"/>
+        </w:rPr>
+      </w:pPr>
+    </w:p>
+    <w:p>
+      <w:pPr>
+        <w:rPr>
+          <w:lang w:val="en-US"/>
+        </w:rPr>
+      </w:pPr>
+    </w:p>
+    <w:p>
+      <w:pPr>
+        <w:rPr>
+          <w:lang w:val="en-US"/>
+        </w:rPr>
+      </w:pPr>
+    </w:p>
+    <w:p>
+      <w:pPr>
+        <w:rPr>
+          <w:lang w:val="en-US"/>
+        </w:rPr>
+      </w:pPr>
+    </w:p>
+    <w:p>
+      <w:pPr>
+        <w:rPr>
+          <w:lang w:val="en-US"/>
+        </w:rPr>
+      </w:pPr>
+      <w:r>
+        <w:rPr>
+          <w:lang w:val="en-US"/>
+        </w:rPr>
+        <w:lastRenderedPageBreak/>
+        <w:t xml:space="preserve">table </w:t>
+      </w:r>
+      <w:r>
+        <w:rPr>
+          <w:lang w:val="en-US"/>
+        </w:rPr>
+        <w:sym w:font="Wingdings" w:char="F0E0"/>
+      </w:r>
+      <w:r>
+        <w:rPr>
+          <w:lang w:val="en-US"/>
+        </w:rPr>
+        <w:t xml:space="preserve"> emp </w:t>
+      </w:r>
+    </w:p>
+    <w:p>
+      <w:pPr>
+        <w:rPr>
+          <w:lang w:val="en-US"/>
+        </w:rPr>
+      </w:pPr>
+      <w:proofErr w:type="spellStart"/>
+      <w:r>
+        <w:rPr>
+          <w:lang w:val="en-US"/>
+        </w:rPr>
+        <w:t>eid</w:t>
+      </w:r>
+      <w:proofErr w:type="spellEnd"/>
+      <w:r>
+        <w:rPr>
+          <w:lang w:val="en-US"/>
+        </w:rPr>
+        <w:t xml:space="preserve"> </w:t>
+      </w:r>
+      <w:r>
+        <w:rPr>
+          <w:lang w:val="en-US"/>
+        </w:rPr>
+        <w:sym w:font="Wingdings" w:char="F0E0"/>
+      </w:r>
+      <w:r>
+        <w:rPr>
+          <w:lang w:val="en-US"/>
+        </w:rPr>
+        <w:t xml:space="preserve"> int (primary key),</w:t>
+      </w:r>
+    </w:p>
+    <w:p>
+      <w:pPr>
+        <w:rPr>
+          <w:lang w:val="en-US"/>
+        </w:rPr>
+      </w:pPr>
+      <w:proofErr w:type="spellStart"/>
+      <w:r>
+        <w:rPr>
+          <w:lang w:val="en-US"/>
+        </w:rPr>
+        <w:t>ename</w:t>
+      </w:r>
+      <w:proofErr w:type="spellEnd"/>
+      <w:r>
+        <w:rPr>
+          <w:lang w:val="en-US"/>
+        </w:rPr>
+        <w:t xml:space="preserve"> </w:t>
+      </w:r>
+      <w:r>
+        <w:rPr>
+          <w:lang w:val="en-US"/>
+        </w:rPr>
+        <w:sym w:font="Wingdings" w:char="F0E0"/>
+      </w:r>
+      <w:r>
+        <w:rPr>
+          <w:lang w:val="en-US"/>
+        </w:rPr>
+        <w:t xml:space="preserve"> </w:t>
+      </w:r>
+      <w:proofErr w:type="gramStart"/>
+      <w:r>
+        <w:rPr>
+          <w:lang w:val="en-US"/>
+        </w:rPr>
+        <w:t>varchar(</w:t>
+      </w:r>
+      <w:proofErr w:type="gramEnd"/>
+      <w:r>
+        <w:rPr>
+          <w:lang w:val="en-US"/>
+        </w:rPr>
+        <w:t>30) not null</w:t>
+      </w:r>
+    </w:p>
+    <w:p>
+      <w:pPr>
+        <w:rPr>
+          <w:lang w:val="en-US"/>
+        </w:rPr>
+      </w:pPr>
+      <w:r>
+        <w:rPr>
+          <w:lang w:val="en-US"/>
+        </w:rPr>
+        <w:t xml:space="preserve">salary </w:t>
+      </w:r>
+      <w:r>
+        <w:rPr>
+          <w:lang w:val="en-US"/>
+        </w:rPr>
+        <w:sym w:font="Wingdings" w:char="F0E0"/>
+      </w:r>
+      <w:r>
+        <w:rPr>
+          <w:lang w:val="en-US"/>
+        </w:rPr>
+        <w:t xml:space="preserve"> float (salary must be &gt; 25000 and &lt; 5000) we can use check constraints. </w:t>
+      </w:r>
+    </w:p>
+    <w:p>
+      <w:pPr>
+        <w:rPr>
+          <w:lang w:val="en-US"/>
+        </w:rPr>
+      </w:pPr>
+      <w:proofErr w:type="spellStart"/>
+      <w:r>
+        <w:rPr>
+          <w:lang w:val="en-US"/>
+        </w:rPr>
+        <w:t>emailId</w:t>
+      </w:r>
+      <w:proofErr w:type="spellEnd"/>
+      <w:r>
+        <w:rPr>
+          <w:lang w:val="en-US"/>
+        </w:rPr>
+        <w:t xml:space="preserve"> </w:t>
+      </w:r>
+      <w:r>
+        <w:rPr>
+          <w:lang w:val="en-US"/>
+        </w:rPr>
+        <w:sym w:font="Wingdings" w:char="F0E0"/>
+      </w:r>
+      <w:r>
+        <w:rPr>
+          <w:lang w:val="en-US"/>
+        </w:rPr>
+        <w:t xml:space="preserve"> </w:t>
+      </w:r>
+      <w:proofErr w:type="gramStart"/>
+      <w:r>
+        <w:rPr>
+          <w:lang w:val="en-US"/>
+        </w:rPr>
+        <w:t>varchar(</w:t>
+      </w:r>
+      <w:proofErr w:type="gramEnd"/>
+      <w:r>
+        <w:rPr>
+          <w:lang w:val="en-US"/>
+        </w:rPr>
+        <w:t xml:space="preserve">30) unique </w:t>
+      </w:r>
+      <w:r>
+        <w:rPr>
+          <w:lang w:val="en-US"/>
+        </w:rPr>
+        <w:t xml:space="preserve">not null </w:t>
+      </w:r>
+    </w:p>
+    <w:p>
+      <w:pPr>
+        <w:rPr>
+          <w:lang w:val="en-US"/>
+        </w:rPr>
+      </w:pPr>
+      <w:r>
+        <w:rPr>
+          <w:lang w:val="en-US"/>
+        </w:rPr>
+        <w:t xml:space="preserve">create table </w:t>
+      </w:r>
+      <w:proofErr w:type="gramStart"/>
+      <w:r>
+        <w:rPr>
+          <w:lang w:val="en-US"/>
+        </w:rPr>
+        <w:t>emp(</w:t>
+      </w:r>
+      <w:proofErr w:type="spellStart"/>
+      <w:proofErr w:type="gramEnd"/>
+      <w:r>
+        <w:rPr>
+          <w:lang w:val="en-US"/>
+        </w:rPr>
+        <w:t>eid</w:t>
+      </w:r>
+      <w:proofErr w:type="spellEnd"/>
+      <w:r>
+        <w:rPr>
+          <w:lang w:val="en-US"/>
+        </w:rPr>
+        <w:t xml:space="preserve"> int primary </w:t>
+      </w:r>
+      <w:proofErr w:type="spellStart"/>
+      <w:proofErr w:type="gramStart"/>
+      <w:r>
+        <w:rPr>
+          <w:lang w:val="en-US"/>
+        </w:rPr>
+        <w:t>key,ename</w:t>
+      </w:r>
+      <w:proofErr w:type="spellEnd"/>
+      <w:proofErr w:type="gramEnd"/>
+      <w:r>
+        <w:rPr>
+          <w:lang w:val="en-US"/>
+        </w:rPr>
+        <w:t xml:space="preserve"> </w:t>
+      </w:r>
+      <w:proofErr w:type="gramStart"/>
+      <w:r>
+        <w:rPr>
+          <w:lang w:val="en-US"/>
+        </w:rPr>
+        <w:t>varchar(</w:t>
+      </w:r>
+      <w:proofErr w:type="gramEnd"/>
+      <w:r>
+        <w:rPr>
+          <w:lang w:val="en-US"/>
+        </w:rPr>
+        <w:t xml:space="preserve">30) not null, salary float </w:t>
+      </w:r>
+      <w:proofErr w:type="gramStart"/>
+      <w:r>
+        <w:rPr>
+          <w:lang w:val="en-US"/>
+        </w:rPr>
+        <w:t>check(</w:t>
+      </w:r>
+      <w:proofErr w:type="gramEnd"/>
+      <w:r>
+        <w:rPr>
+          <w:lang w:val="en-US"/>
+        </w:rPr>
+        <w:t xml:space="preserve">salary between 25000 and 50000), </w:t>
+      </w:r>
+      <w:proofErr w:type="spellStart"/>
+      <w:r>
+        <w:rPr>
+          <w:lang w:val="en-US"/>
+        </w:rPr>
+        <w:t>emaild</w:t>
+      </w:r>
+      <w:proofErr w:type="spellEnd"/>
+      <w:r>
+        <w:rPr>
+          <w:lang w:val="en-US"/>
+        </w:rPr>
+        <w:t xml:space="preserve"> </w:t>
+      </w:r>
+      <w:proofErr w:type="gramStart"/>
+      <w:r>
+        <w:rPr>
+          <w:lang w:val="en-US"/>
+        </w:rPr>
+        <w:t>varchar(</w:t>
+      </w:r>
+      <w:proofErr w:type="gramEnd"/>
+      <w:r>
+        <w:rPr>
+          <w:lang w:val="en-US"/>
+        </w:rPr>
+        <w:t>30) unique</w:t>
+      </w:r>
+      <w:r>
+        <w:rPr>
+          <w:lang w:val="en-US"/>
+        </w:rPr>
+        <w:t xml:space="preserve"> not null</w:t>
+      </w:r>
+      <w:proofErr w:type="gramStart"/>
+      <w:r>
+        <w:rPr>
+          <w:lang w:val="en-US"/>
+        </w:rPr>
+        <w:t>);</w:t>
+      </w:r>
+      <w:proofErr w:type="gramEnd"/>
+    </w:p>
+    <w:p>
+      <w:pPr>
+        <w:rPr>
+          <w:lang w:val="en-US"/>
+        </w:rPr>
+      </w:pPr>
+      <w:r>
+        <w:rPr>
+          <w:lang w:val="en-US"/>
+        </w:rPr>
+        <w:t>insert into emp values(100,'John',</w:t>
+      </w:r>
+      <w:proofErr w:type="gramStart"/>
+      <w:r>
+        <w:rPr>
+          <w:lang w:val="en-US"/>
+        </w:rPr>
+        <w:t>26000,'john@gmail.com</w:t>
+      </w:r>
+      <w:proofErr w:type="gramEnd"/>
+      <w:r>
+        <w:rPr>
+          <w:lang w:val="en-US"/>
+        </w:rPr>
+        <w:t>'</w:t>
+      </w:r>
+      <w:proofErr w:type="gramStart"/>
+      <w:r>
+        <w:rPr>
+          <w:lang w:val="en-US"/>
+        </w:rPr>
+        <w:t>);</w:t>
+      </w:r>
+      <w:proofErr w:type="gramEnd"/>
+    </w:p>
+    <w:p>
+      <w:pPr>
+        <w:rPr>
+          <w:lang w:val="en-US"/>
+        </w:rPr>
+      </w:pPr>
+      <w:r>
+        <w:rPr>
+          <w:lang w:val="en-US"/>
+        </w:rPr>
+        <w:t>insert into emp values(100,'John',</w:t>
+      </w:r>
+      <w:proofErr w:type="gramStart"/>
+      <w:r>
+        <w:rPr>
+          <w:lang w:val="en-US"/>
+        </w:rPr>
+        <w:t>26000,'john@gmail.com</w:t>
+      </w:r>
+      <w:proofErr w:type="gramEnd"/>
+      <w:r>
+        <w:rPr>
+          <w:lang w:val="en-US"/>
+        </w:rPr>
+        <w:t>'</w:t>
+      </w:r>
+      <w:proofErr w:type="gramStart"/>
+      <w:r>
+        <w:rPr>
+          <w:lang w:val="en-US"/>
+        </w:rPr>
+        <w:t>);</w:t>
+      </w:r>
+      <w:proofErr w:type="gramEnd"/>
+    </w:p>
+    <w:p>
+      <w:pPr>
+        <w:rPr>
+          <w:lang w:val="en-US"/>
+        </w:rPr>
+      </w:pPr>
+    </w:p>
+    <w:p>
+      <w:pPr>
+        <w:rPr>
+          <w:lang w:val="en-US"/>
+        </w:rPr>
+      </w:pPr>
+      <w:r>
+        <w:rPr>
+          <w:b/>
+          <w:bCs/>
+          <w:lang w:val="en-US"/>
+        </w:rPr>
+        <w:t xml:space="preserve">alter </w:t>
+      </w:r>
+      <w:proofErr w:type="gramStart"/>
+      <w:r>
+        <w:rPr>
+          <w:b/>
+          <w:bCs/>
+          <w:lang w:val="en-US"/>
+        </w:rPr>
+        <w:t xml:space="preserve">command </w:t>
+      </w:r>
+      <w:r>
+        <w:rPr>
+          <w:lang w:val="en-US"/>
+        </w:rPr>
+        <w:t>:</w:t>
+      </w:r>
+      <w:proofErr w:type="gramEnd"/>
+      <w:r>
+        <w:rPr>
+          <w:lang w:val="en-US"/>
+        </w:rPr>
+        <w:t xml:space="preserve"> this command </w:t>
+      </w:r>
+      <w:proofErr w:type="gramStart"/>
+      <w:r>
+        <w:rPr>
+          <w:lang w:val="en-US"/>
+        </w:rPr>
+        <w:t>help</w:t>
+      </w:r>
+      <w:proofErr w:type="gramEnd"/>
+      <w:r>
+        <w:rPr>
+          <w:lang w:val="en-US"/>
+        </w:rPr>
+        <w:t xml:space="preserve"> us to modify existing table structure </w:t>
+      </w:r>
+    </w:p>
+    <w:p>
+      <w:pPr>
+        <w:pStyle w:val="ListParagraph"/>
+        <w:numPr>
+          <w:ilvl w:val="0"/>
+          <w:numId w:val="12"/>
+        </w:numPr>
+        <w:rPr>
+          <w:lang w:val="en-US"/>
+        </w:rPr>
+      </w:pPr>
+      <w:r>
+        <w:rPr>
+          <w:lang w:val="en-US"/>
+        </w:rPr>
+        <w:t xml:space="preserve">Add new column </w:t>
+      </w:r>
+    </w:p>
+    <w:p>
+      <w:pPr>
+        <w:pStyle w:val="ListParagraph"/>
+        <w:rPr>
+          <w:lang w:val="en-US"/>
+        </w:rPr>
+      </w:pPr>
+      <w:r>
+        <w:rPr>
+          <w:lang w:val="en-US"/>
+        </w:rPr>
+        <w:t xml:space="preserve">Alter table </w:t>
+      </w:r>
+      <w:proofErr w:type="spellStart"/>
+      <w:r>
+        <w:rPr>
+          <w:lang w:val="en-US"/>
+        </w:rPr>
+        <w:t>tableName</w:t>
+      </w:r>
+      <w:proofErr w:type="spellEnd"/>
+      <w:r>
+        <w:rPr>
+          <w:lang w:val="en-US"/>
+        </w:rPr>
+        <w:t xml:space="preserve"> add </w:t>
+      </w:r>
+      <w:proofErr w:type="spellStart"/>
+      <w:r>
+        <w:rPr>
+          <w:lang w:val="en-US"/>
+        </w:rPr>
+        <w:t>columnName</w:t>
+      </w:r>
+      <w:proofErr w:type="spellEnd"/>
+      <w:r>
+        <w:rPr>
+          <w:lang w:val="en-US"/>
+        </w:rPr>
+        <w:t xml:space="preserve"> datatype </w:t>
+      </w:r>
+      <w:proofErr w:type="gramStart"/>
+      <w:r>
+        <w:rPr>
+          <w:lang w:val="en-US"/>
+        </w:rPr>
+        <w:t>key;</w:t>
+      </w:r>
+      <w:proofErr w:type="gramEnd"/>
+    </w:p>
+    <w:p>
+      <w:pPr>
+        <w:pStyle w:val="ListParagraph"/>
+        <w:rPr>
+          <w:lang w:val="en-US"/>
+        </w:rPr>
+      </w:pPr>
+    </w:p>
+    <w:p>
+      <w:pPr>
+        <w:pStyle w:val="ListParagraph"/>
+        <w:rPr>
+          <w:b/>
+          <w:bCs/>
+          <w:lang w:val="en-US"/>
+        </w:rPr>
+      </w:pPr>
+      <w:r>
+        <w:rPr>
+          <w:b/>
+          <w:bCs/>
+          <w:lang w:val="en-US"/>
+        </w:rPr>
+        <w:t xml:space="preserve">alter table emp add </w:t>
+      </w:r>
+      <w:proofErr w:type="spellStart"/>
+      <w:r>
+        <w:rPr>
+          <w:b/>
+          <w:bCs/>
+          <w:lang w:val="en-US"/>
+        </w:rPr>
+        <w:t>desg</w:t>
+      </w:r>
+      <w:proofErr w:type="spellEnd"/>
+      <w:r>
+        <w:rPr>
+          <w:b/>
+          <w:bCs/>
+          <w:lang w:val="en-US"/>
+        </w:rPr>
+        <w:t xml:space="preserve"> </w:t>
+      </w:r>
+      <w:proofErr w:type="gramStart"/>
+      <w:r>
+        <w:rPr>
+          <w:b/>
+          <w:bCs/>
+          <w:lang w:val="en-US"/>
+        </w:rPr>
+        <w:t>varchar(</w:t>
+      </w:r>
+      <w:proofErr w:type="gramEnd"/>
+      <w:r>
+        <w:rPr>
+          <w:b/>
+          <w:bCs/>
+          <w:lang w:val="en-US"/>
+        </w:rPr>
+        <w:t>2</w:t>
+      </w:r>
+      <w:proofErr w:type="gramStart"/>
+      <w:r>
+        <w:rPr>
+          <w:b/>
+          <w:bCs/>
+          <w:lang w:val="en-US"/>
+        </w:rPr>
+        <w:t>);</w:t>
+      </w:r>
+      <w:proofErr w:type="gramEnd"/>
+    </w:p>
+    <w:p>
+      <w:pPr>
+        <w:pStyle w:val="ListParagraph"/>
+        <w:rPr>
+          <w:lang w:val="en-US"/>
+        </w:rPr>
+      </w:pPr>
+    </w:p>
+    <w:p>
+      <w:pPr>
+        <w:pStyle w:val="ListParagraph"/>
+        <w:rPr>
+          <w:b/>
+          <w:bCs/>
+          <w:lang w:val="en-US"/>
+        </w:rPr>
+      </w:pPr>
+      <w:r>
+        <w:rPr>
+          <w:b/>
+          <w:bCs/>
+          <w:lang w:val="en-US"/>
+        </w:rPr>
+        <w:t xml:space="preserve">update emp set </w:t>
+      </w:r>
+      <w:proofErr w:type="spellStart"/>
+      <w:r>
+        <w:rPr>
+          <w:b/>
+          <w:bCs/>
+          <w:lang w:val="en-US"/>
+        </w:rPr>
+        <w:t>desg</w:t>
+      </w:r>
+      <w:proofErr w:type="spellEnd"/>
+      <w:r>
+        <w:rPr>
+          <w:b/>
+          <w:bCs/>
+          <w:lang w:val="en-US"/>
+        </w:rPr>
+        <w:t xml:space="preserve">='HR' where </w:t>
+      </w:r>
+      <w:proofErr w:type="spellStart"/>
+      <w:r>
+        <w:rPr>
+          <w:b/>
+          <w:bCs/>
+          <w:lang w:val="en-US"/>
+        </w:rPr>
+        <w:t>eid</w:t>
+      </w:r>
+      <w:proofErr w:type="spellEnd"/>
+      <w:r>
+        <w:rPr>
+          <w:b/>
+          <w:bCs/>
+          <w:lang w:val="en-US"/>
+        </w:rPr>
+        <w:t>=</w:t>
+      </w:r>
+      <w:proofErr w:type="gramStart"/>
+      <w:r>
+        <w:rPr>
+          <w:b/>
+          <w:bCs/>
+          <w:lang w:val="en-US"/>
+        </w:rPr>
+        <w:t>100;</w:t>
+      </w:r>
+      <w:proofErr w:type="gramEnd"/>
+    </w:p>
+    <w:p>
+      <w:pPr>
+        <w:pStyle w:val="ListParagraph"/>
+        <w:numPr>
+          <w:ilvl w:val="0"/>
+          <w:numId w:val="12"/>
+        </w:numPr>
+        <w:rPr>
+          <w:lang w:val="en-US"/>
+        </w:rPr>
+      </w:pPr>
+      <w:r>
+        <w:rPr>
+          <w:lang w:val="en-US"/>
+        </w:rPr>
+        <w:t xml:space="preserve">Modify existing column data types </w:t>
+      </w:r>
+    </w:p>
+    <w:p>
+      <w:pPr>
+        <w:pStyle w:val="ListParagraph"/>
+        <w:rPr>
+          <w:lang w:val="en-US"/>
+        </w:rPr>
+      </w:pPr>
+    </w:p>
+    <w:p>
+      <w:pPr>
+        <w:pStyle w:val="ListParagraph"/>
+        <w:rPr>
+          <w:lang w:val="en-US"/>
+        </w:rPr>
+      </w:pPr>
+      <w:proofErr w:type="spellStart"/>
+      <w:r>
+        <w:rPr>
+          <w:lang w:val="en-US"/>
+        </w:rPr>
+        <w:t>atler</w:t>
+      </w:r>
+      <w:proofErr w:type="spellEnd"/>
+      <w:r>
+        <w:rPr>
+          <w:lang w:val="en-US"/>
+        </w:rPr>
+        <w:t xml:space="preserve"> table </w:t>
+      </w:r>
+      <w:proofErr w:type="spellStart"/>
+      <w:r>
+        <w:rPr>
+          <w:lang w:val="en-US"/>
+        </w:rPr>
+        <w:t>tableName</w:t>
+      </w:r>
+      <w:proofErr w:type="spellEnd"/>
+      <w:r>
+        <w:rPr>
+          <w:lang w:val="en-US"/>
+        </w:rPr>
+        <w:t xml:space="preserve"> modify </w:t>
+      </w:r>
+      <w:proofErr w:type="spellStart"/>
+      <w:r>
+        <w:rPr>
+          <w:lang w:val="en-US"/>
+        </w:rPr>
+        <w:t>columnName</w:t>
+      </w:r>
+      <w:proofErr w:type="spellEnd"/>
+      <w:r>
+        <w:rPr>
+          <w:lang w:val="en-US"/>
+        </w:rPr>
+        <w:t xml:space="preserve"> datatype </w:t>
+      </w:r>
+      <w:proofErr w:type="gramStart"/>
+      <w:r>
+        <w:rPr>
+          <w:lang w:val="en-US"/>
+        </w:rPr>
+        <w:t>key;</w:t>
+      </w:r>
+      <w:proofErr w:type="gramEnd"/>
+    </w:p>
+    <w:p>
+      <w:pPr>
+        <w:pStyle w:val="ListParagraph"/>
+        <w:rPr>
+          <w:lang w:val="en-US"/>
+        </w:rPr>
+      </w:pPr>
+    </w:p>
+    <w:p>
+      <w:pPr>
+        <w:pStyle w:val="ListParagraph"/>
+        <w:rPr>
+          <w:b/>
+          <w:bCs/>
+          <w:lang w:val="en-US"/>
+        </w:rPr>
+      </w:pPr>
+      <w:r>
+        <w:rPr>
+          <w:b/>
+          <w:bCs/>
+          <w:lang w:val="en-US"/>
+        </w:rPr>
+        <w:t xml:space="preserve">alter table emp modify </w:t>
+      </w:r>
+      <w:proofErr w:type="spellStart"/>
+      <w:r>
+        <w:rPr>
+          <w:b/>
+          <w:bCs/>
+          <w:lang w:val="en-US"/>
+        </w:rPr>
+        <w:t>desg</w:t>
+      </w:r>
+      <w:proofErr w:type="spellEnd"/>
+      <w:r>
+        <w:rPr>
+          <w:b/>
+          <w:bCs/>
+          <w:lang w:val="en-US"/>
+        </w:rPr>
+        <w:t xml:space="preserve"> </w:t>
+      </w:r>
+      <w:proofErr w:type="gramStart"/>
+      <w:r>
+        <w:rPr>
+          <w:b/>
+          <w:bCs/>
+          <w:lang w:val="en-US"/>
+        </w:rPr>
+        <w:t>varchar(</w:t>
+      </w:r>
+      <w:proofErr w:type="gramEnd"/>
+      <w:r>
+        <w:rPr>
+          <w:b/>
+          <w:bCs/>
+          <w:lang w:val="en-US"/>
+        </w:rPr>
+        <w:t>20</w:t>
+      </w:r>
+      <w:proofErr w:type="gramStart"/>
+      <w:r>
+        <w:rPr>
+          <w:b/>
+          <w:bCs/>
+          <w:lang w:val="en-US"/>
+        </w:rPr>
+        <w:t>);</w:t>
+      </w:r>
+      <w:proofErr w:type="gramEnd"/>
+    </w:p>
+    <w:p>
+      <w:pPr>
+        <w:pStyle w:val="ListParagraph"/>
+        <w:rPr>
+          <w:lang w:val="en-US"/>
+        </w:rPr>
+      </w:pPr>
+    </w:p>
+    <w:p>
+      <w:pPr>
+        <w:pStyle w:val="ListParagraph"/>
+        <w:rPr>
+          <w:b/>
+          <w:bCs/>
+          <w:lang w:val="en-US"/>
+        </w:rPr>
+      </w:pPr>
+      <w:r>
+        <w:rPr>
+          <w:b/>
+          <w:bCs/>
+          <w:lang w:val="en-US"/>
+        </w:rPr>
+        <w:t xml:space="preserve">update emp set </w:t>
+      </w:r>
+      <w:proofErr w:type="spellStart"/>
+      <w:r>
+        <w:rPr>
+          <w:b/>
+          <w:bCs/>
+          <w:lang w:val="en-US"/>
+        </w:rPr>
+        <w:t>desg</w:t>
+      </w:r>
+      <w:proofErr w:type="spellEnd"/>
+      <w:r>
+        <w:rPr>
+          <w:b/>
+          <w:bCs/>
+          <w:lang w:val="en-US"/>
+        </w:rPr>
+        <w:t xml:space="preserve">='Manager' where </w:t>
+      </w:r>
+      <w:proofErr w:type="spellStart"/>
+      <w:r>
+        <w:rPr>
+          <w:b/>
+          <w:bCs/>
+          <w:lang w:val="en-US"/>
+        </w:rPr>
+        <w:t>eid</w:t>
+      </w:r>
+      <w:proofErr w:type="spellEnd"/>
+      <w:r>
+        <w:rPr>
+          <w:b/>
+          <w:bCs/>
+          <w:lang w:val="en-US"/>
+        </w:rPr>
+        <w:t>=</w:t>
+      </w:r>
+      <w:proofErr w:type="gramStart"/>
+      <w:r>
+        <w:rPr>
+          <w:b/>
+          <w:bCs/>
+          <w:lang w:val="en-US"/>
+        </w:rPr>
+        <w:t>101;</w:t>
+      </w:r>
+      <w:proofErr w:type="gramEnd"/>
+    </w:p>
+    <w:p>
+      <w:pPr>
+        <w:pStyle w:val="ListParagraph"/>
+        <w:rPr>
+          <w:lang w:val="en-US"/>
+        </w:rPr>
+      </w:pPr>
+    </w:p>
+    <w:p>
+      <w:pPr>
+        <w:rPr>
+          <w:b/>
+          <w:bCs/>
+          <w:lang w:val="en-US"/>
+        </w:rPr>
+      </w:pPr>
+      <w:r>
+        <w:rPr>
+          <w:lang w:val="en-US"/>
+        </w:rPr>
+        <w:tab/>
+      </w:r>
+      <w:r>
+        <w:rPr>
+          <w:b/>
+          <w:bCs/>
+          <w:lang w:val="en-US"/>
+        </w:rPr>
+        <w:t xml:space="preserve">alter table emp modify </w:t>
+      </w:r>
+      <w:proofErr w:type="spellStart"/>
+      <w:r>
+        <w:rPr>
+          <w:b/>
+          <w:bCs/>
+          <w:lang w:val="en-US"/>
+        </w:rPr>
+        <w:t>desg</w:t>
+      </w:r>
+      <w:proofErr w:type="spellEnd"/>
+      <w:r>
+        <w:rPr>
+          <w:b/>
+          <w:bCs/>
+          <w:lang w:val="en-US"/>
+        </w:rPr>
+        <w:t xml:space="preserve"> </w:t>
+      </w:r>
+      <w:proofErr w:type="gramStart"/>
+      <w:r>
+        <w:rPr>
+          <w:b/>
+          <w:bCs/>
+          <w:lang w:val="en-US"/>
+        </w:rPr>
+        <w:t>varchar(</w:t>
+      </w:r>
+      <w:proofErr w:type="gramEnd"/>
+      <w:r>
+        <w:rPr>
+          <w:b/>
+          <w:bCs/>
+          <w:lang w:val="en-US"/>
+        </w:rPr>
+        <w:t xml:space="preserve">20) not </w:t>
+      </w:r>
+      <w:proofErr w:type="gramStart"/>
+      <w:r>
+        <w:rPr>
+          <w:b/>
+          <w:bCs/>
+          <w:lang w:val="en-US"/>
+        </w:rPr>
+        <w:t>null;</w:t>
+      </w:r>
+      <w:proofErr w:type="gramEnd"/>
+    </w:p>
+    <w:p>
+      <w:pPr>
+        <w:pStyle w:val="ListParagraph"/>
+        <w:numPr>
+          <w:ilvl w:val="0"/>
+          <w:numId w:val="12"/>
+        </w:numPr>
+        <w:rPr>
+          <w:lang w:val="en-US"/>
+        </w:rPr>
+      </w:pPr>
+      <w:r>
+        <w:rPr>
+          <w:lang w:val="en-US"/>
+        </w:rPr>
+        <w:t xml:space="preserve">Remove column from existing table </w:t>
+      </w:r>
+    </w:p>
+    <w:p>
+      <w:pPr>
+        <w:pStyle w:val="ListParagraph"/>
+        <w:rPr>
+          <w:lang w:val="en-US"/>
+        </w:rPr>
+      </w:pPr>
+    </w:p>
+    <w:p>
+      <w:pPr>
+        <w:pStyle w:val="ListParagraph"/>
+        <w:rPr>
+          <w:lang w:val="en-US"/>
+        </w:rPr>
+      </w:pPr>
+      <w:proofErr w:type="spellStart"/>
+      <w:r>
+        <w:rPr>
+          <w:lang w:val="en-US"/>
+        </w:rPr>
+        <w:t>atler</w:t>
+      </w:r>
+      <w:proofErr w:type="spellEnd"/>
+      <w:r>
+        <w:rPr>
+          <w:lang w:val="en-US"/>
+        </w:rPr>
+        <w:t xml:space="preserve"> table </w:t>
+      </w:r>
+      <w:proofErr w:type="spellStart"/>
+      <w:r>
+        <w:rPr>
+          <w:lang w:val="en-US"/>
+        </w:rPr>
+        <w:t>tableName</w:t>
+      </w:r>
+      <w:proofErr w:type="spellEnd"/>
+      <w:r>
+        <w:rPr>
+          <w:lang w:val="en-US"/>
+        </w:rPr>
+        <w:t xml:space="preserve"> drop column </w:t>
+      </w:r>
+      <w:proofErr w:type="spellStart"/>
+      <w:r>
+        <w:rPr>
+          <w:lang w:val="en-US"/>
+        </w:rPr>
+        <w:t>columnName</w:t>
+      </w:r>
+      <w:proofErr w:type="spellEnd"/>
+      <w:r>
+        <w:rPr>
+          <w:lang w:val="en-US"/>
+        </w:rPr>
+        <w:t xml:space="preserve"> </w:t>
+      </w:r>
+    </w:p>
+    <w:p>
+      <w:pPr>
+        <w:pStyle w:val="ListParagraph"/>
+        <w:rPr>
+          <w:lang w:val="en-US"/>
+        </w:rPr>
+      </w:pPr>
+    </w:p>
+    <w:p>
+      <w:pPr>
+        <w:pStyle w:val="ListParagraph"/>
+        <w:rPr>
+          <w:b/>
+          <w:bCs/>
+          <w:lang w:val="en-US"/>
+        </w:rPr>
+      </w:pPr>
+      <w:r>
+        <w:rPr>
+          <w:b/>
+          <w:bCs/>
+          <w:lang w:val="en-US"/>
+        </w:rPr>
+        <w:t xml:space="preserve">alter table emp drop column </w:t>
+      </w:r>
+      <w:proofErr w:type="spellStart"/>
+      <w:proofErr w:type="gramStart"/>
+      <w:r>
+        <w:rPr>
+          <w:b/>
+          <w:bCs/>
+          <w:lang w:val="en-US"/>
+        </w:rPr>
+        <w:t>emaild</w:t>
+      </w:r>
+      <w:proofErr w:type="spellEnd"/>
+      <w:r>
+        <w:rPr>
+          <w:b/>
+          <w:bCs/>
+          <w:lang w:val="en-US"/>
+        </w:rPr>
+        <w:t>;</w:t>
+      </w:r>
+      <w:proofErr w:type="gramEnd"/>
+    </w:p>
+    <w:p>
+      <w:pPr>
+        <w:pStyle w:val="ListParagraph"/>
+        <w:rPr>
+          <w:lang w:val="en-US"/>
+        </w:rPr>
+      </w:pPr>
+    </w:p>
+    <w:p>
+      <w:pPr>
+        <w:pStyle w:val="ListParagraph"/>
+        <w:numPr>
+          <w:ilvl w:val="0"/>
+          <w:numId w:val="12"/>
+        </w:numPr>
+        <w:rPr>
+          <w:lang w:val="en-US"/>
+        </w:rPr>
+      </w:pPr>
+      <w:r>
+        <w:rPr>
+          <w:lang w:val="en-US"/>
+        </w:rPr>
+        <w:t xml:space="preserve">Rename column name </w:t>
+      </w:r>
+    </w:p>
+    <w:p>
+      <w:pPr>
+        <w:pStyle w:val="ListParagraph"/>
+        <w:rPr>
+          <w:lang w:val="en-US"/>
+        </w:rPr>
+      </w:pPr>
+      <w:r>
+        <w:rPr>
+          <w:lang w:val="en-US"/>
+        </w:rPr>
+        <w:t xml:space="preserve">alter table </w:t>
+      </w:r>
+      <w:proofErr w:type="spellStart"/>
+      <w:r>
+        <w:rPr>
+          <w:lang w:val="en-US"/>
+        </w:rPr>
+        <w:t>tableName</w:t>
+      </w:r>
+      <w:proofErr w:type="spellEnd"/>
+      <w:r>
+        <w:rPr>
+          <w:lang w:val="en-US"/>
+        </w:rPr>
+        <w:t xml:space="preserve"> rename column </w:t>
+      </w:r>
+      <w:proofErr w:type="spellStart"/>
+      <w:r>
+        <w:rPr>
+          <w:lang w:val="en-US"/>
+        </w:rPr>
+        <w:t>oldName</w:t>
+      </w:r>
+      <w:proofErr w:type="spellEnd"/>
+      <w:r>
+        <w:rPr>
+          <w:lang w:val="en-US"/>
+        </w:rPr>
+        <w:t xml:space="preserve"> to </w:t>
+      </w:r>
+      <w:proofErr w:type="gramStart"/>
+      <w:r>
+        <w:rPr>
+          <w:lang w:val="en-US"/>
+        </w:rPr>
+        <w:t>newname;</w:t>
+      </w:r>
+      <w:proofErr w:type="gramEnd"/>
+    </w:p>
+    <w:p>
+      <w:pPr>
+        <w:pStyle w:val="ListParagraph"/>
+        <w:rPr>
+          <w:b/>
+          <w:bCs/>
+          <w:lang w:val="en-US"/>
+        </w:rPr>
+      </w:pPr>
+      <w:r>
+        <w:rPr>
+          <w:b/>
+          <w:bCs/>
+          <w:lang w:val="en-US"/>
+        </w:rPr>
+        <w:t xml:space="preserve">alter table emp rename column </w:t>
+      </w:r>
+      <w:proofErr w:type="spellStart"/>
+      <w:r>
+        <w:rPr>
+          <w:b/>
+          <w:bCs/>
+          <w:lang w:val="en-US"/>
+        </w:rPr>
+        <w:t>desg</w:t>
+      </w:r>
+      <w:proofErr w:type="spellEnd"/>
+      <w:r>
+        <w:rPr>
+          <w:b/>
+          <w:bCs/>
+          <w:lang w:val="en-US"/>
+        </w:rPr>
+        <w:t xml:space="preserve"> to </w:t>
+      </w:r>
+      <w:proofErr w:type="gramStart"/>
+      <w:r>
+        <w:rPr>
+          <w:b/>
+          <w:bCs/>
+          <w:lang w:val="en-US"/>
+        </w:rPr>
+        <w:t>designation;</w:t>
+      </w:r>
+      <w:proofErr w:type="gramEnd"/>
+    </w:p>
+    <w:p>
+      <w:pPr>
+        <w:pStyle w:val="ListParagraph"/>
+        <w:rPr>
+          <w:lang w:val="en-US"/>
+        </w:rPr>
+      </w:pPr>
     </w:p>
     <w:p>
       <w:pPr>
@@ -2724,6 +3989,95 @@
     </w:lvl>
   </w:abstractNum>
   <w:abstractNum w:abstractNumId="9" w15:restartNumberingAfterBreak="0">
+    <w:nsid w:val="6055747D"/>
+    <w:multiLevelType w:val="hybridMultilevel"/>
+    <w:tmpl w:val="01AEAF14"/>
+    <w:lvl w:ilvl="0" w:tplc="4009000F">
+      <w:start w:val="1"/>
+      <w:numFmt w:val="decimal"/>
+      <w:lvlText w:val="%1."/>
+      <w:lvlJc w:val="left"/>
+      <w:pPr>
+        <w:ind w:left="720" w:hanging="360"/>
+      </w:pPr>
+      <w:rPr>
+        <w:rFonts w:hint="default"/>
+      </w:rPr>
+    </w:lvl>
+    <w:lvl w:ilvl="1" w:tplc="40090019" w:tentative="1">
+      <w:start w:val="1"/>
+      <w:numFmt w:val="lowerLetter"/>
+      <w:lvlText w:val="%2."/>
+      <w:lvlJc w:val="left"/>
+      <w:pPr>
+        <w:ind w:left="1440" w:hanging="360"/>
+      </w:pPr>
+    </w:lvl>
+    <w:lvl w:ilvl="2" w:tplc="4009001B" w:tentative="1">
+      <w:start w:val="1"/>
+      <w:numFmt w:val="lowerRoman"/>
+      <w:lvlText w:val="%3."/>
+      <w:lvlJc w:val="right"/>
+      <w:pPr>
+        <w:ind w:left="2160" w:hanging="180"/>
+      </w:pPr>
+    </w:lvl>
+    <w:lvl w:ilvl="3" w:tplc="4009000F" w:tentative="1">
+      <w:start w:val="1"/>
+      <w:numFmt w:val="decimal"/>
+      <w:lvlText w:val="%4."/>
+      <w:lvlJc w:val="left"/>
+      <w:pPr>
+        <w:ind w:left="2880" w:hanging="360"/>
+      </w:pPr>
+    </w:lvl>
+    <w:lvl w:ilvl="4" w:tplc="40090019" w:tentative="1">
+      <w:start w:val="1"/>
+      <w:numFmt w:val="lowerLetter"/>
+      <w:lvlText w:val="%5."/>
+      <w:lvlJc w:val="left"/>
+      <w:pPr>
+        <w:ind w:left="3600" w:hanging="360"/>
+      </w:pPr>
+    </w:lvl>
+    <w:lvl w:ilvl="5" w:tplc="4009001B" w:tentative="1">
+      <w:start w:val="1"/>
+      <w:numFmt w:val="lowerRoman"/>
+      <w:lvlText w:val="%6."/>
+      <w:lvlJc w:val="right"/>
+      <w:pPr>
+        <w:ind w:left="4320" w:hanging="180"/>
+      </w:pPr>
+    </w:lvl>
+    <w:lvl w:ilvl="6" w:tplc="4009000F" w:tentative="1">
+      <w:start w:val="1"/>
+      <w:numFmt w:val="decimal"/>
+      <w:lvlText w:val="%7."/>
+      <w:lvlJc w:val="left"/>
+      <w:pPr>
+        <w:ind w:left="5040" w:hanging="360"/>
+      </w:pPr>
+    </w:lvl>
+    <w:lvl w:ilvl="7" w:tplc="40090019" w:tentative="1">
+      <w:start w:val="1"/>
+      <w:numFmt w:val="lowerLetter"/>
+      <w:lvlText w:val="%8."/>
+      <w:lvlJc w:val="left"/>
+      <w:pPr>
+        <w:ind w:left="5760" w:hanging="360"/>
+      </w:pPr>
+    </w:lvl>
+    <w:lvl w:ilvl="8" w:tplc="4009001B" w:tentative="1">
+      <w:start w:val="1"/>
+      <w:numFmt w:val="lowerRoman"/>
+      <w:lvlText w:val="%9."/>
+      <w:lvlJc w:val="right"/>
+      <w:pPr>
+        <w:ind w:left="6480" w:hanging="180"/>
+      </w:pPr>
+    </w:lvl>
+  </w:abstractNum>
+  <w:abstractNum w:abstractNumId="10" w15:restartNumberingAfterBreak="0">
     <w:nsid w:val="63046C3C"/>
     <w:multiLevelType w:val="hybridMultilevel"/>
     <w:tmpl w:val="7F3213C6"/>
@@ -2812,7 +4166,7 @@
       </w:pPr>
     </w:lvl>
   </w:abstractNum>
-  <w:abstractNum w:abstractNumId="10" w15:restartNumberingAfterBreak="0">
+  <w:abstractNum w:abstractNumId="11" w15:restartNumberingAfterBreak="0">
     <w:nsid w:val="6DCA1C7B"/>
     <w:multiLevelType w:val="hybridMultilevel"/>
     <w:tmpl w:val="B530A692"/>
@@ -2902,7 +4256,7 @@
     </w:lvl>
   </w:abstractNum>
   <w:num w:numId="1" w16cid:durableId="318315926">
-    <w:abstractNumId w:val="9"/>
+    <w:abstractNumId w:val="10"/>
   </w:num>
   <w:num w:numId="2" w16cid:durableId="1197039546">
     <w:abstractNumId w:val="0"/>
@@ -2923,7 +4277,7 @@
     <w:abstractNumId w:val="1"/>
   </w:num>
   <w:num w:numId="8" w16cid:durableId="1384909820">
-    <w:abstractNumId w:val="10"/>
+    <w:abstractNumId w:val="11"/>
   </w:num>
   <w:num w:numId="9" w16cid:durableId="80298204">
     <w:abstractNumId w:val="8"/>
@@ -2933,6 +4287,9 @@
   </w:num>
   <w:num w:numId="11" w16cid:durableId="7487584">
     <w:abstractNumId w:val="3"/>
+  </w:num>
+  <w:num w:numId="12" w16cid:durableId="517352503">
+    <w:abstractNumId w:val="9"/>
   </w:num>
 </w:numbering>
 </file>

--- a/FSD - Designing and Managing Databases with MongoDB/FSD - Designing and Managing Databases with MongoDB - Day 4 - 23-04-206.docx
+++ b/FSD - Designing and Managing Databases with MongoDB/FSD - Designing and Managing Databases with MongoDB - Day 4 - 23-04-206.docx
@@ -57,7 +57,6 @@
           <w:lang w:val="en-US"/>
         </w:rPr>
       </w:pPr>
-      <w:proofErr w:type="gramStart"/>
       <w:r>
         <w:rPr>
           <w:b/>
@@ -72,16 +71,7 @@
           <w:bCs/>
           <w:lang w:val="en-US"/>
         </w:rPr>
-        <w:t xml:space="preserve"> :</w:t>
-      </w:r>
-      <w:proofErr w:type="gramEnd"/>
-      <w:r>
-        <w:rPr>
-          <w:b/>
-          <w:bCs/>
-          <w:lang w:val="en-US"/>
-        </w:rPr>
-        <w:t xml:space="preserve"> </w:t>
+        <w:t xml:space="preserve"> : </w:t>
       </w:r>
       <w:r>
         <w:rPr>
@@ -96,14 +86,12 @@
           <w:lang w:val="en-US"/>
         </w:rPr>
       </w:pPr>
-      <w:proofErr w:type="gramStart"/>
       <w:r>
         <w:rPr>
           <w:lang w:val="en-US"/>
         </w:rPr>
         <w:t>Create :</w:t>
       </w:r>
-      <w:proofErr w:type="gramEnd"/>
     </w:p>
     <w:p>
       <w:pPr>
@@ -152,21 +140,7 @@
         <w:rPr>
           <w:lang w:val="en-US"/>
         </w:rPr>
-        <w:t xml:space="preserve">Int (int is data type which </w:t>
-      </w:r>
-      <w:proofErr w:type="gramStart"/>
-      <w:r>
-        <w:rPr>
-          <w:lang w:val="en-US"/>
-        </w:rPr>
-        <w:t>help</w:t>
-      </w:r>
-      <w:proofErr w:type="gramEnd"/>
-      <w:r>
-        <w:rPr>
-          <w:lang w:val="en-US"/>
-        </w:rPr>
-        <w:t xml:space="preserve"> to store number without decimal) </w:t>
+        <w:t xml:space="preserve">Int (int is data type which help to store number without decimal) </w:t>
       </w:r>
       <w:r>
         <w:rPr>
@@ -178,21 +152,7 @@
         <w:rPr>
           <w:lang w:val="en-US"/>
         </w:rPr>
-        <w:t xml:space="preserve"> Primary </w:t>
-      </w:r>
-      <w:proofErr w:type="gramStart"/>
-      <w:r>
-        <w:rPr>
-          <w:lang w:val="en-US"/>
-        </w:rPr>
-        <w:t>Key(</w:t>
-      </w:r>
-      <w:proofErr w:type="gramEnd"/>
-      <w:r>
-        <w:rPr>
-          <w:lang w:val="en-US"/>
-        </w:rPr>
-        <w:t xml:space="preserve">column doesn’t allow duplicate as well as null (empty) value). </w:t>
+        <w:t xml:space="preserve"> Primary Key(column doesn’t allow duplicate as well as null (empty) value). </w:t>
       </w:r>
     </w:p>
     <w:p>
@@ -217,63 +177,7 @@
         <w:rPr>
           <w:lang w:val="en-US"/>
         </w:rPr>
-        <w:t xml:space="preserve"> </w:t>
-      </w:r>
-      <w:proofErr w:type="gramStart"/>
-      <w:r>
-        <w:rPr>
-          <w:lang w:val="en-US"/>
-        </w:rPr>
-        <w:t>varchar(</w:t>
-      </w:r>
-      <w:proofErr w:type="gramEnd"/>
-      <w:r>
-        <w:rPr>
-          <w:lang w:val="en-US"/>
-        </w:rPr>
-        <w:t>25</w:t>
-      </w:r>
-      <w:proofErr w:type="gramStart"/>
-      <w:r>
-        <w:rPr>
-          <w:lang w:val="en-US"/>
-        </w:rPr>
-        <w:t>) :</w:t>
-      </w:r>
-      <w:proofErr w:type="gramEnd"/>
-      <w:r>
-        <w:rPr>
-          <w:lang w:val="en-US"/>
-        </w:rPr>
-        <w:t xml:space="preserve"> it is </w:t>
-      </w:r>
-      <w:proofErr w:type="gramStart"/>
-      <w:r>
-        <w:rPr>
-          <w:lang w:val="en-US"/>
-        </w:rPr>
-        <w:t>use</w:t>
-      </w:r>
-      <w:proofErr w:type="gramEnd"/>
-      <w:r>
-        <w:rPr>
-          <w:lang w:val="en-US"/>
-        </w:rPr>
-        <w:t xml:space="preserve"> to store string value with maximum number of </w:t>
-      </w:r>
-      <w:proofErr w:type="gramStart"/>
-      <w:r>
-        <w:rPr>
-          <w:lang w:val="en-US"/>
-        </w:rPr>
-        <w:t>character</w:t>
-      </w:r>
-      <w:proofErr w:type="gramEnd"/>
-      <w:r>
-        <w:rPr>
-          <w:lang w:val="en-US"/>
-        </w:rPr>
-        <w:t xml:space="preserve"> is 25.  Not null (means we need enter name value mandatory). </w:t>
+        <w:t xml:space="preserve"> varchar(25) : it is use to store string value with maximum number of character is 25.  Not null (means we need enter name value mandatory). </w:t>
       </w:r>
     </w:p>
     <w:p>
@@ -298,21 +202,7 @@
         <w:rPr>
           <w:lang w:val="en-US"/>
         </w:rPr>
-        <w:t xml:space="preserve"> float (float is data type is </w:t>
-      </w:r>
-      <w:proofErr w:type="gramStart"/>
-      <w:r>
-        <w:rPr>
-          <w:lang w:val="en-US"/>
-        </w:rPr>
-        <w:t>use</w:t>
-      </w:r>
-      <w:proofErr w:type="gramEnd"/>
-      <w:r>
-        <w:rPr>
-          <w:lang w:val="en-US"/>
-        </w:rPr>
-        <w:t xml:space="preserve"> to store value with decimal)</w:t>
+        <w:t xml:space="preserve"> float (float is data type is use to store value with decimal)</w:t>
       </w:r>
     </w:p>
     <w:p>
@@ -322,7 +212,6 @@
         </w:rPr>
       </w:pPr>
       <w:proofErr w:type="spellStart"/>
-      <w:proofErr w:type="gramStart"/>
       <w:r>
         <w:rPr>
           <w:lang w:val="en-US"/>
@@ -334,28 +223,7 @@
         <w:rPr>
           <w:lang w:val="en-US"/>
         </w:rPr>
-        <w:t xml:space="preserve"> :</w:t>
-      </w:r>
-      <w:proofErr w:type="gramEnd"/>
-      <w:r>
-        <w:rPr>
-          <w:lang w:val="en-US"/>
-        </w:rPr>
-        <w:t xml:space="preserve"> </w:t>
-      </w:r>
-      <w:proofErr w:type="gramStart"/>
-      <w:r>
-        <w:rPr>
-          <w:lang w:val="en-US"/>
-        </w:rPr>
-        <w:t>varchar(</w:t>
-      </w:r>
-      <w:proofErr w:type="gramEnd"/>
-      <w:r>
-        <w:rPr>
-          <w:lang w:val="en-US"/>
-        </w:rPr>
-        <w:t>30) unique key (column doesn’t allow duplicate but can allow null (empty) value).</w:t>
+        <w:t xml:space="preserve"> : varchar(30) unique key (column doesn’t allow duplicate but can allow null (empty) value).</w:t>
       </w:r>
     </w:p>
     <w:p>
@@ -398,7 +266,6 @@
         <w:t xml:space="preserve">create table </w:t>
       </w:r>
       <w:proofErr w:type="spellStart"/>
-      <w:proofErr w:type="gramStart"/>
       <w:r>
         <w:rPr>
           <w:lang w:val="en-US"/>
@@ -412,7 +279,6 @@
         </w:rPr>
         <w:t>(</w:t>
       </w:r>
-      <w:proofErr w:type="gramEnd"/>
     </w:p>
     <w:p>
       <w:pPr>
@@ -453,44 +319,28 @@
         <w:rPr>
           <w:lang w:val="en-US"/>
         </w:rPr>
-        <w:t xml:space="preserve"> datatype key</w:t>
-      </w:r>
-      <w:proofErr w:type="gramStart"/>
-      <w:r>
-        <w:rPr>
-          <w:lang w:val="en-US"/>
-        </w:rPr>
-        <w:t>);</w:t>
-      </w:r>
-      <w:proofErr w:type="gramEnd"/>
-    </w:p>
-    <w:p>
-      <w:pPr>
-        <w:rPr>
-          <w:lang w:val="en-US"/>
-        </w:rPr>
-      </w:pPr>
-    </w:p>
-    <w:p>
-      <w:pPr>
-        <w:rPr>
-          <w:lang w:val="en-US"/>
-        </w:rPr>
-      </w:pPr>
-      <w:r>
-        <w:rPr>
-          <w:lang w:val="en-US"/>
-        </w:rPr>
-        <w:t xml:space="preserve">create table </w:t>
-      </w:r>
-      <w:proofErr w:type="gramStart"/>
-      <w:r>
-        <w:rPr>
-          <w:lang w:val="en-US"/>
-        </w:rPr>
-        <w:t>emp(</w:t>
-      </w:r>
-      <w:proofErr w:type="gramEnd"/>
+        <w:t xml:space="preserve"> datatype key);</w:t>
+      </w:r>
+    </w:p>
+    <w:p>
+      <w:pPr>
+        <w:rPr>
+          <w:lang w:val="en-US"/>
+        </w:rPr>
+      </w:pPr>
+    </w:p>
+    <w:p>
+      <w:pPr>
+        <w:rPr>
+          <w:lang w:val="en-US"/>
+        </w:rPr>
+      </w:pPr>
+      <w:r>
+        <w:rPr>
+          <w:lang w:val="en-US"/>
+        </w:rPr>
+        <w:t>create table emp(</w:t>
+      </w:r>
     </w:p>
     <w:p>
       <w:pPr>
@@ -531,21 +381,7 @@
         <w:rPr>
           <w:lang w:val="en-US"/>
         </w:rPr>
-        <w:t xml:space="preserve"> </w:t>
-      </w:r>
-      <w:proofErr w:type="gramStart"/>
-      <w:r>
-        <w:rPr>
-          <w:lang w:val="en-US"/>
-        </w:rPr>
-        <w:t>varchar(</w:t>
-      </w:r>
-      <w:proofErr w:type="gramEnd"/>
-      <w:r>
-        <w:rPr>
-          <w:lang w:val="en-US"/>
-        </w:rPr>
-        <w:t xml:space="preserve">30) not null, </w:t>
+        <w:t xml:space="preserve"> varchar(30) not null, </w:t>
       </w:r>
     </w:p>
     <w:p>
@@ -579,58 +415,28 @@
         <w:rPr>
           <w:lang w:val="en-US"/>
         </w:rPr>
-        <w:t xml:space="preserve"> </w:t>
-      </w:r>
-      <w:proofErr w:type="gramStart"/>
-      <w:r>
-        <w:rPr>
-          <w:lang w:val="en-US"/>
-        </w:rPr>
-        <w:t>varchar(</w:t>
-      </w:r>
-      <w:proofErr w:type="gramEnd"/>
-      <w:r>
-        <w:rPr>
-          <w:lang w:val="en-US"/>
-        </w:rPr>
-        <w:t>30) unique</w:t>
-      </w:r>
-      <w:proofErr w:type="gramStart"/>
-      <w:r>
-        <w:rPr>
-          <w:lang w:val="en-US"/>
-        </w:rPr>
-        <w:t>);</w:t>
-      </w:r>
-      <w:proofErr w:type="gramEnd"/>
-    </w:p>
-    <w:p>
-      <w:pPr>
-        <w:rPr>
-          <w:lang w:val="en-US"/>
-        </w:rPr>
-      </w:pPr>
-    </w:p>
-    <w:p>
-      <w:pPr>
-        <w:rPr>
-          <w:lang w:val="en-US"/>
-        </w:rPr>
-      </w:pPr>
-      <w:r>
-        <w:rPr>
-          <w:lang w:val="en-US"/>
-        </w:rPr>
-        <w:t xml:space="preserve">desc </w:t>
-      </w:r>
-      <w:proofErr w:type="gramStart"/>
-      <w:r>
-        <w:rPr>
-          <w:lang w:val="en-US"/>
-        </w:rPr>
-        <w:t>emp;</w:t>
-      </w:r>
-      <w:proofErr w:type="gramEnd"/>
+        <w:t xml:space="preserve"> varchar(30) unique);</w:t>
+      </w:r>
+    </w:p>
+    <w:p>
+      <w:pPr>
+        <w:rPr>
+          <w:lang w:val="en-US"/>
+        </w:rPr>
+      </w:pPr>
+    </w:p>
+    <w:p>
+      <w:pPr>
+        <w:rPr>
+          <w:lang w:val="en-US"/>
+        </w:rPr>
+      </w:pPr>
+      <w:r>
+        <w:rPr>
+          <w:lang w:val="en-US"/>
+        </w:rPr>
+        <w:t>desc emp;</w:t>
+      </w:r>
     </w:p>
     <w:p>
       <w:pPr>
@@ -714,44 +520,8 @@
         <w:rPr>
           <w:lang w:val="en-US"/>
         </w:rPr>
-        <w:t>(c</w:t>
-      </w:r>
-      <w:proofErr w:type="gramStart"/>
-      <w:r>
-        <w:rPr>
-          <w:lang w:val="en-US"/>
-        </w:rPr>
-        <w:t>1,c2,c</w:t>
-      </w:r>
-      <w:proofErr w:type="gramEnd"/>
-      <w:r>
-        <w:rPr>
-          <w:lang w:val="en-US"/>
-        </w:rPr>
-        <w:t>3) values(v</w:t>
-      </w:r>
-      <w:proofErr w:type="gramStart"/>
-      <w:r>
-        <w:rPr>
-          <w:lang w:val="en-US"/>
-        </w:rPr>
-        <w:t>1,v2,v</w:t>
-      </w:r>
-      <w:proofErr w:type="gramEnd"/>
-      <w:r>
-        <w:rPr>
-          <w:lang w:val="en-US"/>
-        </w:rPr>
-        <w:t>3</w:t>
-      </w:r>
-      <w:proofErr w:type="gramStart"/>
-      <w:r>
-        <w:rPr>
-          <w:lang w:val="en-US"/>
-        </w:rPr>
-        <w:t>);</w:t>
-      </w:r>
-      <w:proofErr w:type="gramEnd"/>
+        <w:t>(c1,c2,c3) values(v1,v2,v3);</w:t>
+      </w:r>
     </w:p>
     <w:p>
       <w:pPr>
@@ -773,57 +543,100 @@
         <w:t>insert into emp(</w:t>
       </w:r>
       <w:proofErr w:type="spellStart"/>
-      <w:proofErr w:type="gramStart"/>
+      <w:r>
+        <w:rPr>
+          <w:lang w:val="en-US"/>
+        </w:rPr>
+        <w:t>eid,ename,salary,emailid</w:t>
+      </w:r>
+      <w:proofErr w:type="spellEnd"/>
+      <w:r>
+        <w:rPr>
+          <w:lang w:val="en-US"/>
+        </w:rPr>
+        <w:t>) values(100,'John',24000,'john@gmail.com');</w:t>
+      </w:r>
+    </w:p>
+    <w:p>
+      <w:pPr>
+        <w:rPr>
+          <w:lang w:val="en-US"/>
+        </w:rPr>
+      </w:pPr>
+      <w:r>
+        <w:rPr>
+          <w:lang w:val="en-US"/>
+        </w:rPr>
+        <w:t>insert into emp(</w:t>
+      </w:r>
+      <w:proofErr w:type="spellStart"/>
+      <w:r>
+        <w:rPr>
+          <w:lang w:val="en-US"/>
+        </w:rPr>
+        <w:t>eid,ename,salary,emailid</w:t>
+      </w:r>
+      <w:proofErr w:type="spellEnd"/>
+      <w:r>
+        <w:rPr>
+          <w:lang w:val="en-US"/>
+        </w:rPr>
+        <w:t>) values(101,'Bob',21000,'bob@gmail.com');</w:t>
+      </w:r>
+    </w:p>
+    <w:p>
+      <w:pPr>
+        <w:rPr>
+          <w:lang w:val="en-US"/>
+        </w:rPr>
+      </w:pPr>
+      <w:r>
+        <w:rPr>
+          <w:lang w:val="en-US"/>
+        </w:rPr>
+        <w:t>insert into emp(</w:t>
+      </w:r>
+      <w:proofErr w:type="spellStart"/>
+      <w:r>
+        <w:rPr>
+          <w:lang w:val="en-US"/>
+        </w:rPr>
+        <w:t>eid,ename,salary</w:t>
+      </w:r>
+      <w:proofErr w:type="spellEnd"/>
+      <w:r>
+        <w:rPr>
+          <w:lang w:val="en-US"/>
+        </w:rPr>
+        <w:t>) values(102,'Alice',18000);</w:t>
+      </w:r>
+    </w:p>
+    <w:p>
+      <w:pPr>
+        <w:rPr>
+          <w:lang w:val="en-US"/>
+        </w:rPr>
+      </w:pPr>
+      <w:r>
+        <w:rPr>
+          <w:lang w:val="en-US"/>
+        </w:rPr>
+        <w:t>insert into emp(</w:t>
+      </w:r>
+      <w:proofErr w:type="spellStart"/>
       <w:r>
         <w:rPr>
           <w:lang w:val="en-US"/>
         </w:rPr>
         <w:t>eid,ename</w:t>
       </w:r>
-      <w:proofErr w:type="gramEnd"/>
-      <w:r>
-        <w:rPr>
-          <w:lang w:val="en-US"/>
-        </w:rPr>
-        <w:t>,</w:t>
-      </w:r>
-      <w:proofErr w:type="gramStart"/>
-      <w:r>
-        <w:rPr>
-          <w:lang w:val="en-US"/>
-        </w:rPr>
-        <w:t>salary,emailid</w:t>
-      </w:r>
       <w:proofErr w:type="spellEnd"/>
-      <w:proofErr w:type="gramEnd"/>
-      <w:r>
-        <w:rPr>
-          <w:lang w:val="en-US"/>
-        </w:rPr>
-        <w:t>) values(100,'John',</w:t>
-      </w:r>
-      <w:proofErr w:type="gramStart"/>
-      <w:r>
-        <w:rPr>
-          <w:lang w:val="en-US"/>
-        </w:rPr>
-        <w:t>24000,'john@gmail.com</w:t>
-      </w:r>
-      <w:proofErr w:type="gramEnd"/>
-      <w:r>
-        <w:rPr>
-          <w:lang w:val="en-US"/>
-        </w:rPr>
-        <w:t>'</w:t>
-      </w:r>
-      <w:proofErr w:type="gramStart"/>
-      <w:r>
-        <w:rPr>
-          <w:lang w:val="en-US"/>
-        </w:rPr>
-        <w:t>);</w:t>
-      </w:r>
-      <w:proofErr w:type="gramEnd"/>
+      <w:r>
+        <w:rPr>
+          <w:lang w:val="en-US"/>
+        </w:rPr>
+        <w:t>) values(103,'Charlie');</w:t>
+      </w:r>
     </w:p>
     <w:p>
       <w:pPr>
@@ -838,439 +651,256 @@
         <w:t>insert into emp(</w:t>
       </w:r>
       <w:proofErr w:type="spellStart"/>
-      <w:proofErr w:type="gramStart"/>
-      <w:r>
-        <w:rPr>
-          <w:lang w:val="en-US"/>
-        </w:rPr>
-        <w:t>eid,ename</w:t>
-      </w:r>
-      <w:proofErr w:type="gramEnd"/>
-      <w:r>
-        <w:rPr>
-          <w:lang w:val="en-US"/>
-        </w:rPr>
-        <w:t>,</w:t>
-      </w:r>
-      <w:proofErr w:type="gramStart"/>
-      <w:r>
-        <w:rPr>
-          <w:lang w:val="en-US"/>
-        </w:rPr>
-        <w:t>salary,emailid</w:t>
+      <w:r>
+        <w:rPr>
+          <w:lang w:val="en-US"/>
+        </w:rPr>
+        <w:t>eid,ename,emailid</w:t>
       </w:r>
       <w:proofErr w:type="spellEnd"/>
-      <w:proofErr w:type="gramEnd"/>
-      <w:r>
-        <w:rPr>
-          <w:lang w:val="en-US"/>
-        </w:rPr>
-        <w:t>) values(101,'Bob',</w:t>
-      </w:r>
-      <w:proofErr w:type="gramStart"/>
-      <w:r>
-        <w:rPr>
-          <w:lang w:val="en-US"/>
-        </w:rPr>
-        <w:t>21000,'bob@gmail.com</w:t>
-      </w:r>
-      <w:proofErr w:type="gramEnd"/>
-      <w:r>
-        <w:rPr>
-          <w:lang w:val="en-US"/>
-        </w:rPr>
-        <w:t>'</w:t>
-      </w:r>
-      <w:proofErr w:type="gramStart"/>
-      <w:r>
-        <w:rPr>
-          <w:lang w:val="en-US"/>
-        </w:rPr>
-        <w:t>);</w:t>
-      </w:r>
-      <w:proofErr w:type="gramEnd"/>
-    </w:p>
-    <w:p>
-      <w:pPr>
-        <w:rPr>
-          <w:lang w:val="en-US"/>
-        </w:rPr>
-      </w:pPr>
-      <w:r>
-        <w:rPr>
-          <w:lang w:val="en-US"/>
-        </w:rPr>
-        <w:t>insert into emp(</w:t>
+      <w:r>
+        <w:rPr>
+          <w:lang w:val="en-US"/>
+        </w:rPr>
+        <w:t>) values(105,'Elie','Elie@gmail.com');</w:t>
+      </w:r>
+    </w:p>
+    <w:p>
+      <w:pPr>
+        <w:rPr>
+          <w:lang w:val="en-US"/>
+        </w:rPr>
+      </w:pPr>
+      <w:r>
+        <w:rPr>
+          <w:lang w:val="en-US"/>
+        </w:rPr>
+        <w:t>insert into emp values(106,'Steven',28000,'steven@gmail.com');</w:t>
+      </w:r>
+    </w:p>
+    <w:p>
+      <w:pPr>
+        <w:rPr>
+          <w:lang w:val="en-US"/>
+        </w:rPr>
+      </w:pPr>
+    </w:p>
+    <w:p>
+      <w:pPr>
+        <w:rPr>
+          <w:lang w:val="en-US"/>
+        </w:rPr>
+      </w:pPr>
+    </w:p>
+    <w:p>
+      <w:pPr>
+        <w:rPr>
+          <w:lang w:val="en-US"/>
+        </w:rPr>
+      </w:pPr>
+      <w:r>
+        <w:rPr>
+          <w:lang w:val="en-US"/>
+        </w:rPr>
+        <w:t xml:space="preserve">view the records using select query </w:t>
+      </w:r>
+    </w:p>
+    <w:p>
+      <w:pPr>
+        <w:rPr>
+          <w:lang w:val="en-US"/>
+        </w:rPr>
+      </w:pPr>
+      <w:r>
+        <w:rPr>
+          <w:lang w:val="en-US"/>
+        </w:rPr>
+        <w:t>select * from emp;</w:t>
+      </w:r>
+    </w:p>
+    <w:p>
+      <w:pPr>
+        <w:rPr>
+          <w:lang w:val="en-US"/>
+        </w:rPr>
+      </w:pPr>
+    </w:p>
+    <w:p>
+      <w:pPr>
+        <w:rPr>
+          <w:b/>
+          <w:bCs/>
+          <w:lang w:val="en-US"/>
+        </w:rPr>
+      </w:pPr>
+      <w:r>
+        <w:rPr>
+          <w:b/>
+          <w:bCs/>
+          <w:lang w:val="en-US"/>
+        </w:rPr>
+        <w:t>Update Query :</w:t>
+      </w:r>
+    </w:p>
+    <w:p>
+      <w:pPr>
+        <w:rPr>
+          <w:lang w:val="en-US"/>
+        </w:rPr>
+      </w:pPr>
+      <w:r>
+        <w:rPr>
+          <w:lang w:val="en-US"/>
+        </w:rPr>
+        <w:t xml:space="preserve">Update </w:t>
       </w:r>
       <w:proofErr w:type="spellStart"/>
-      <w:proofErr w:type="gramStart"/>
-      <w:r>
-        <w:rPr>
-          <w:lang w:val="en-US"/>
-        </w:rPr>
-        <w:t>eid,ename</w:t>
-      </w:r>
-      <w:proofErr w:type="gramEnd"/>
-      <w:r>
-        <w:rPr>
-          <w:lang w:val="en-US"/>
-        </w:rPr>
-        <w:t>,salary</w:t>
+      <w:r>
+        <w:rPr>
+          <w:lang w:val="en-US"/>
+        </w:rPr>
+        <w:t>tableName</w:t>
       </w:r>
       <w:proofErr w:type="spellEnd"/>
       <w:r>
         <w:rPr>
           <w:lang w:val="en-US"/>
         </w:rPr>
-        <w:t>) values(102,'Alice',18000</w:t>
-      </w:r>
-      <w:proofErr w:type="gramStart"/>
-      <w:r>
-        <w:rPr>
-          <w:lang w:val="en-US"/>
-        </w:rPr>
-        <w:t>);</w:t>
-      </w:r>
-      <w:proofErr w:type="gramEnd"/>
-    </w:p>
-    <w:p>
-      <w:pPr>
-        <w:rPr>
-          <w:lang w:val="en-US"/>
-        </w:rPr>
-      </w:pPr>
-      <w:r>
-        <w:rPr>
-          <w:lang w:val="en-US"/>
-        </w:rPr>
-        <w:t>insert into emp(</w:t>
+        <w:t xml:space="preserve"> set </w:t>
       </w:r>
       <w:proofErr w:type="spellStart"/>
-      <w:proofErr w:type="gramStart"/>
-      <w:r>
-        <w:rPr>
-          <w:lang w:val="en-US"/>
-        </w:rPr>
-        <w:t>eid,ename</w:t>
+      <w:r>
+        <w:rPr>
+          <w:lang w:val="en-US"/>
+        </w:rPr>
+        <w:t>columnName</w:t>
       </w:r>
       <w:proofErr w:type="spellEnd"/>
-      <w:proofErr w:type="gramEnd"/>
-      <w:r>
-        <w:rPr>
-          <w:lang w:val="en-US"/>
-        </w:rPr>
-        <w:t>) values(103,'Charlie'</w:t>
-      </w:r>
-      <w:proofErr w:type="gramStart"/>
-      <w:r>
-        <w:rPr>
-          <w:lang w:val="en-US"/>
-        </w:rPr>
-        <w:t>);</w:t>
-      </w:r>
-      <w:proofErr w:type="gramEnd"/>
-    </w:p>
-    <w:p>
-      <w:pPr>
-        <w:rPr>
-          <w:lang w:val="en-US"/>
-        </w:rPr>
-      </w:pPr>
-      <w:r>
-        <w:rPr>
-          <w:lang w:val="en-US"/>
-        </w:rPr>
-        <w:t>insert into emp(</w:t>
+      <w:r>
+        <w:rPr>
+          <w:lang w:val="en-US"/>
+        </w:rPr>
+        <w:t xml:space="preserve"> = value;</w:t>
+      </w:r>
+    </w:p>
+    <w:p>
+      <w:pPr>
+        <w:rPr>
+          <w:lang w:val="en-US"/>
+        </w:rPr>
+      </w:pPr>
+      <w:r>
+        <w:rPr>
+          <w:lang w:val="en-US"/>
+        </w:rPr>
+        <w:t>update emp set salary = 25000;</w:t>
+      </w:r>
+      <w:r>
+        <w:rPr>
+          <w:lang w:val="en-US"/>
+        </w:rPr>
+        <w:tab/>
+      </w:r>
+      <w:r>
+        <w:rPr>
+          <w:lang w:val="en-US"/>
+        </w:rPr>
+        <w:tab/>
+        <w:t xml:space="preserve">all employee salary update to 25000 </w:t>
+      </w:r>
+    </w:p>
+    <w:p>
+      <w:pPr>
+        <w:rPr>
+          <w:lang w:val="en-US"/>
+        </w:rPr>
+      </w:pPr>
+      <w:r>
+        <w:rPr>
+          <w:lang w:val="en-US"/>
+        </w:rPr>
+        <w:t xml:space="preserve">update with where clause </w:t>
+      </w:r>
+    </w:p>
+    <w:p>
+      <w:pPr>
+        <w:rPr>
+          <w:lang w:val="en-US"/>
+        </w:rPr>
+      </w:pPr>
+      <w:r>
+        <w:rPr>
+          <w:lang w:val="en-US"/>
+        </w:rPr>
+        <w:t xml:space="preserve">update emp set salary = 25000 where </w:t>
       </w:r>
       <w:proofErr w:type="spellStart"/>
-      <w:proofErr w:type="gramStart"/>
-      <w:r>
-        <w:rPr>
-          <w:lang w:val="en-US"/>
-        </w:rPr>
-        <w:t>eid,ename</w:t>
-      </w:r>
-      <w:proofErr w:type="gramEnd"/>
-      <w:r>
-        <w:rPr>
-          <w:lang w:val="en-US"/>
-        </w:rPr>
-        <w:t>,emailid</w:t>
+      <w:r>
+        <w:rPr>
+          <w:lang w:val="en-US"/>
+        </w:rPr>
+        <w:t>eid</w:t>
       </w:r>
       <w:proofErr w:type="spellEnd"/>
       <w:r>
         <w:rPr>
           <w:lang w:val="en-US"/>
         </w:rPr>
-        <w:t>) values(105,'Elie</w:t>
-      </w:r>
-      <w:proofErr w:type="gramStart"/>
-      <w:r>
-        <w:rPr>
-          <w:lang w:val="en-US"/>
-        </w:rPr>
-        <w:t>','Elie@gmail.com</w:t>
-      </w:r>
-      <w:proofErr w:type="gramEnd"/>
-      <w:r>
-        <w:rPr>
-          <w:lang w:val="en-US"/>
-        </w:rPr>
-        <w:t>'</w:t>
-      </w:r>
-      <w:proofErr w:type="gramStart"/>
-      <w:r>
-        <w:rPr>
-          <w:lang w:val="en-US"/>
-        </w:rPr>
-        <w:t>);</w:t>
-      </w:r>
-      <w:proofErr w:type="gramEnd"/>
-    </w:p>
-    <w:p>
-      <w:pPr>
-        <w:rPr>
-          <w:lang w:val="en-US"/>
-        </w:rPr>
-      </w:pPr>
-      <w:r>
-        <w:rPr>
-          <w:lang w:val="en-US"/>
-        </w:rPr>
-        <w:t>insert into emp values(106,'Steven',</w:t>
-      </w:r>
-      <w:proofErr w:type="gramStart"/>
-      <w:r>
-        <w:rPr>
-          <w:lang w:val="en-US"/>
-        </w:rPr>
-        <w:t>28000,'steven@gmail.com</w:t>
-      </w:r>
-      <w:proofErr w:type="gramEnd"/>
-      <w:r>
-        <w:rPr>
-          <w:lang w:val="en-US"/>
-        </w:rPr>
-        <w:t>'</w:t>
-      </w:r>
-      <w:proofErr w:type="gramStart"/>
-      <w:r>
-        <w:rPr>
-          <w:lang w:val="en-US"/>
-        </w:rPr>
-        <w:t>);</w:t>
-      </w:r>
-      <w:proofErr w:type="gramEnd"/>
-    </w:p>
-    <w:p>
-      <w:pPr>
-        <w:rPr>
-          <w:lang w:val="en-US"/>
-        </w:rPr>
-      </w:pPr>
-    </w:p>
-    <w:p>
-      <w:pPr>
-        <w:rPr>
-          <w:lang w:val="en-US"/>
-        </w:rPr>
-      </w:pPr>
-    </w:p>
-    <w:p>
-      <w:pPr>
-        <w:rPr>
-          <w:lang w:val="en-US"/>
-        </w:rPr>
-      </w:pPr>
-      <w:r>
-        <w:rPr>
-          <w:lang w:val="en-US"/>
-        </w:rPr>
-        <w:t xml:space="preserve">view the records using select query </w:t>
-      </w:r>
-    </w:p>
-    <w:p>
-      <w:pPr>
-        <w:rPr>
-          <w:lang w:val="en-US"/>
-        </w:rPr>
-      </w:pPr>
-      <w:r>
-        <w:rPr>
-          <w:lang w:val="en-US"/>
-        </w:rPr>
-        <w:t xml:space="preserve">select * from </w:t>
-      </w:r>
-      <w:proofErr w:type="gramStart"/>
-      <w:r>
-        <w:rPr>
-          <w:lang w:val="en-US"/>
-        </w:rPr>
-        <w:t>emp;</w:t>
-      </w:r>
-      <w:proofErr w:type="gramEnd"/>
-    </w:p>
-    <w:p>
-      <w:pPr>
-        <w:rPr>
-          <w:lang w:val="en-US"/>
-        </w:rPr>
-      </w:pPr>
-    </w:p>
-    <w:p>
-      <w:pPr>
-        <w:rPr>
-          <w:b/>
-          <w:bCs/>
-          <w:lang w:val="en-US"/>
-        </w:rPr>
-      </w:pPr>
-      <w:r>
-        <w:rPr>
-          <w:b/>
-          <w:bCs/>
-          <w:lang w:val="en-US"/>
-        </w:rPr>
-        <w:t xml:space="preserve">Update </w:t>
-      </w:r>
-      <w:proofErr w:type="gramStart"/>
-      <w:r>
-        <w:rPr>
-          <w:b/>
-          <w:bCs/>
-          <w:lang w:val="en-US"/>
-        </w:rPr>
-        <w:t>Query :</w:t>
-      </w:r>
-      <w:proofErr w:type="gramEnd"/>
-    </w:p>
-    <w:p>
-      <w:pPr>
-        <w:rPr>
-          <w:lang w:val="en-US"/>
-        </w:rPr>
-      </w:pPr>
-      <w:r>
-        <w:rPr>
-          <w:lang w:val="en-US"/>
-        </w:rPr>
-        <w:t xml:space="preserve">Update </w:t>
+        <w:t>=100;</w:t>
+      </w:r>
+    </w:p>
+    <w:p>
+      <w:pPr>
+        <w:rPr>
+          <w:lang w:val="en-US"/>
+        </w:rPr>
+      </w:pPr>
+      <w:r>
+        <w:rPr>
+          <w:lang w:val="en-US"/>
+        </w:rPr>
+        <w:t xml:space="preserve">update emp set salary = 23000 where </w:t>
       </w:r>
       <w:proofErr w:type="spellStart"/>
       <w:r>
         <w:rPr>
           <w:lang w:val="en-US"/>
         </w:rPr>
-        <w:t>tableName</w:t>
+        <w:t>emailid</w:t>
       </w:r>
       <w:proofErr w:type="spellEnd"/>
       <w:r>
         <w:rPr>
           <w:lang w:val="en-US"/>
         </w:rPr>
-        <w:t xml:space="preserve"> set </w:t>
+        <w:t>='bob@gmail.com';</w:t>
+      </w:r>
+    </w:p>
+    <w:p>
+      <w:pPr>
+        <w:rPr>
+          <w:lang w:val="en-US"/>
+        </w:rPr>
+      </w:pPr>
+      <w:r>
+        <w:rPr>
+          <w:lang w:val="en-US"/>
+        </w:rPr>
+        <w:t xml:space="preserve">update emp set </w:t>
       </w:r>
       <w:proofErr w:type="spellStart"/>
       <w:r>
         <w:rPr>
           <w:lang w:val="en-US"/>
         </w:rPr>
-        <w:t>columnName</w:t>
+        <w:t>emailid</w:t>
       </w:r>
       <w:proofErr w:type="spellEnd"/>
       <w:r>
         <w:rPr>
           <w:lang w:val="en-US"/>
         </w:rPr>
-        <w:t xml:space="preserve"> = </w:t>
-      </w:r>
-      <w:proofErr w:type="gramStart"/>
-      <w:r>
-        <w:rPr>
-          <w:lang w:val="en-US"/>
-        </w:rPr>
-        <w:t>value;</w:t>
-      </w:r>
-      <w:proofErr w:type="gramEnd"/>
-    </w:p>
-    <w:p>
-      <w:pPr>
-        <w:rPr>
-          <w:lang w:val="en-US"/>
-        </w:rPr>
-      </w:pPr>
-      <w:r>
-        <w:rPr>
-          <w:lang w:val="en-US"/>
-        </w:rPr>
-        <w:t>update emp set salary = 25000</w:t>
-      </w:r>
-      <w:proofErr w:type="gramStart"/>
-      <w:r>
-        <w:rPr>
-          <w:lang w:val="en-US"/>
-        </w:rPr>
-        <w:t>;</w:t>
-      </w:r>
-      <w:r>
-        <w:rPr>
-          <w:lang w:val="en-US"/>
-        </w:rPr>
-        <w:tab/>
-      </w:r>
-      <w:r>
-        <w:rPr>
-          <w:lang w:val="en-US"/>
-        </w:rPr>
-        <w:tab/>
-        <w:t>all</w:t>
-      </w:r>
-      <w:proofErr w:type="gramEnd"/>
-      <w:r>
-        <w:rPr>
-          <w:lang w:val="en-US"/>
-        </w:rPr>
-        <w:t xml:space="preserve"> employee salary </w:t>
-      </w:r>
-      <w:proofErr w:type="gramStart"/>
-      <w:r>
-        <w:rPr>
-          <w:lang w:val="en-US"/>
-        </w:rPr>
-        <w:t>update</w:t>
-      </w:r>
-      <w:proofErr w:type="gramEnd"/>
-      <w:r>
-        <w:rPr>
-          <w:lang w:val="en-US"/>
-        </w:rPr>
-        <w:t xml:space="preserve"> to 25000 </w:t>
-      </w:r>
-    </w:p>
-    <w:p>
-      <w:pPr>
-        <w:rPr>
-          <w:lang w:val="en-US"/>
-        </w:rPr>
-      </w:pPr>
-      <w:r>
-        <w:rPr>
-          <w:lang w:val="en-US"/>
-        </w:rPr>
-        <w:t xml:space="preserve">update with where clause </w:t>
-      </w:r>
-    </w:p>
-    <w:p>
-      <w:pPr>
-        <w:rPr>
-          <w:lang w:val="en-US"/>
-        </w:rPr>
-      </w:pPr>
-      <w:r>
-        <w:rPr>
-          <w:lang w:val="en-US"/>
-        </w:rPr>
-        <w:t xml:space="preserve">update emp set salary = 25000 where </w:t>
+        <w:t xml:space="preserve"> = 'alice@gmail.com' where </w:t>
       </w:r>
       <w:proofErr w:type="spellStart"/>
       <w:r>
@@ -1284,28 +914,20 @@
         <w:rPr>
           <w:lang w:val="en-US"/>
         </w:rPr>
-        <w:t>=</w:t>
-      </w:r>
-      <w:proofErr w:type="gramStart"/>
-      <w:r>
-        <w:rPr>
-          <w:lang w:val="en-US"/>
-        </w:rPr>
-        <w:t>100;</w:t>
-      </w:r>
-      <w:proofErr w:type="gramEnd"/>
-    </w:p>
-    <w:p>
-      <w:pPr>
-        <w:rPr>
-          <w:lang w:val="en-US"/>
-        </w:rPr>
-      </w:pPr>
-      <w:r>
-        <w:rPr>
-          <w:lang w:val="en-US"/>
-        </w:rPr>
-        <w:t xml:space="preserve">update emp set salary = 23000 where </w:t>
+        <w:t>=102;</w:t>
+      </w:r>
+    </w:p>
+    <w:p>
+      <w:pPr>
+        <w:rPr>
+          <w:lang w:val="en-US"/>
+        </w:rPr>
+      </w:pPr>
+      <w:r>
+        <w:rPr>
+          <w:lang w:val="en-US"/>
+        </w:rPr>
+        <w:t xml:space="preserve">update emp set </w:t>
       </w:r>
       <w:proofErr w:type="spellStart"/>
       <w:r>
@@ -1319,143 +941,49 @@
         <w:rPr>
           <w:lang w:val="en-US"/>
         </w:rPr>
-        <w:t>='bob@gmail.com</w:t>
-      </w:r>
-      <w:proofErr w:type="gramStart"/>
+        <w:t xml:space="preserve"> = 'charlie@gmail.com' where </w:t>
+      </w:r>
+      <w:proofErr w:type="spellStart"/>
+      <w:r>
+        <w:rPr>
+          <w:lang w:val="en-US"/>
+        </w:rPr>
+        <w:t>ename</w:t>
+      </w:r>
+      <w:proofErr w:type="spellEnd"/>
+      <w:r>
+        <w:rPr>
+          <w:lang w:val="en-US"/>
+        </w:rPr>
+        <w:t>='</w:t>
+      </w:r>
+      <w:proofErr w:type="spellStart"/>
+      <w:r>
+        <w:rPr>
+          <w:lang w:val="en-US"/>
+        </w:rPr>
+        <w:t>charlie</w:t>
+      </w:r>
+      <w:proofErr w:type="spellEnd"/>
       <w:r>
         <w:rPr>
           <w:lang w:val="en-US"/>
         </w:rPr>
         <w:t>';</w:t>
       </w:r>
-      <w:proofErr w:type="gramEnd"/>
-    </w:p>
-    <w:p>
-      <w:pPr>
-        <w:rPr>
-          <w:lang w:val="en-US"/>
-        </w:rPr>
-      </w:pPr>
-      <w:r>
-        <w:rPr>
-          <w:lang w:val="en-US"/>
-        </w:rPr>
-        <w:t xml:space="preserve">update emp set </w:t>
-      </w:r>
-      <w:proofErr w:type="spellStart"/>
-      <w:r>
-        <w:rPr>
-          <w:lang w:val="en-US"/>
-        </w:rPr>
-        <w:t>emailid</w:t>
-      </w:r>
-      <w:proofErr w:type="spellEnd"/>
-      <w:r>
-        <w:rPr>
-          <w:lang w:val="en-US"/>
-        </w:rPr>
-        <w:t xml:space="preserve"> = 'alice@gmail.com' where </w:t>
-      </w:r>
-      <w:proofErr w:type="spellStart"/>
-      <w:r>
-        <w:rPr>
-          <w:lang w:val="en-US"/>
-        </w:rPr>
-        <w:t>eid</w:t>
-      </w:r>
-      <w:proofErr w:type="spellEnd"/>
-      <w:r>
-        <w:rPr>
-          <w:lang w:val="en-US"/>
-        </w:rPr>
-        <w:t>=</w:t>
-      </w:r>
-      <w:proofErr w:type="gramStart"/>
-      <w:r>
-        <w:rPr>
-          <w:lang w:val="en-US"/>
-        </w:rPr>
-        <w:t>102;</w:t>
-      </w:r>
-      <w:proofErr w:type="gramEnd"/>
-    </w:p>
-    <w:p>
-      <w:pPr>
-        <w:rPr>
-          <w:lang w:val="en-US"/>
-        </w:rPr>
-      </w:pPr>
-      <w:r>
-        <w:rPr>
-          <w:lang w:val="en-US"/>
-        </w:rPr>
-        <w:t xml:space="preserve">update emp set </w:t>
-      </w:r>
-      <w:proofErr w:type="spellStart"/>
-      <w:r>
-        <w:rPr>
-          <w:lang w:val="en-US"/>
-        </w:rPr>
-        <w:t>emailid</w:t>
-      </w:r>
-      <w:proofErr w:type="spellEnd"/>
-      <w:r>
-        <w:rPr>
-          <w:lang w:val="en-US"/>
-        </w:rPr>
-        <w:t xml:space="preserve"> = 'charlie@gmail.com' where </w:t>
-      </w:r>
-      <w:proofErr w:type="spellStart"/>
-      <w:r>
-        <w:rPr>
-          <w:lang w:val="en-US"/>
-        </w:rPr>
-        <w:t>ename</w:t>
-      </w:r>
-      <w:proofErr w:type="spellEnd"/>
-      <w:r>
-        <w:rPr>
-          <w:lang w:val="en-US"/>
-        </w:rPr>
-        <w:t>='</w:t>
-      </w:r>
-      <w:proofErr w:type="spellStart"/>
-      <w:r>
-        <w:rPr>
-          <w:lang w:val="en-US"/>
-        </w:rPr>
-        <w:t>charlie</w:t>
-      </w:r>
-      <w:proofErr w:type="spellEnd"/>
-      <w:proofErr w:type="gramStart"/>
-      <w:r>
-        <w:rPr>
-          <w:lang w:val="en-US"/>
-        </w:rPr>
-        <w:t>';</w:t>
-      </w:r>
-      <w:proofErr w:type="gramEnd"/>
-    </w:p>
-    <w:p>
-      <w:pPr>
-        <w:rPr>
-          <w:lang w:val="en-US"/>
-        </w:rPr>
-      </w:pPr>
-      <w:r>
-        <w:rPr>
-          <w:lang w:val="en-US"/>
-        </w:rPr>
-        <w:t xml:space="preserve">update emp set salary = 12000 where salary is </w:t>
-      </w:r>
-      <w:proofErr w:type="gramStart"/>
-      <w:r>
-        <w:rPr>
-          <w:lang w:val="en-US"/>
-        </w:rPr>
-        <w:t>null;</w:t>
-      </w:r>
-      <w:proofErr w:type="gramEnd"/>
+    </w:p>
+    <w:p>
+      <w:pPr>
+        <w:rPr>
+          <w:lang w:val="en-US"/>
+        </w:rPr>
+      </w:pPr>
+      <w:r>
+        <w:rPr>
+          <w:lang w:val="en-US"/>
+        </w:rPr>
+        <w:t>update emp set salary = 12000 where salary is null;</w:t>
+      </w:r>
     </w:p>
     <w:p>
       <w:pPr>
@@ -1520,7 +1048,6 @@
         <w:t xml:space="preserve">delete from </w:t>
       </w:r>
       <w:proofErr w:type="spellStart"/>
-      <w:proofErr w:type="gramStart"/>
       <w:r>
         <w:rPr>
           <w:lang w:val="en-US"/>
@@ -1534,7 +1061,6 @@
         </w:rPr>
         <w:t>;</w:t>
       </w:r>
-      <w:proofErr w:type="gramEnd"/>
     </w:p>
     <w:p>
       <w:pPr>
@@ -1554,323 +1080,229 @@
           <w:highlight w:val="yellow"/>
           <w:lang w:val="en-US"/>
         </w:rPr>
-        <w:t>delete from emp</w:t>
-      </w:r>
-      <w:proofErr w:type="gramStart"/>
+        <w:t>delete from emp;</w:t>
+      </w:r>
+      <w:r>
+        <w:rPr>
+          <w:lang w:val="en-US"/>
+        </w:rPr>
+        <w:tab/>
+      </w:r>
+      <w:r>
+        <w:rPr>
+          <w:lang w:val="en-US"/>
+        </w:rPr>
+        <w:tab/>
+        <w:t xml:space="preserve">it delete all records present in table. </w:t>
+      </w:r>
+      <w:r>
+        <w:rPr>
+          <w:lang w:val="en-US"/>
+        </w:rPr>
+        <w:t xml:space="preserve"> After deleted all records table structure present in database. </w:t>
+      </w:r>
+    </w:p>
+    <w:p>
+      <w:pPr>
+        <w:rPr>
+          <w:lang w:val="en-US"/>
+        </w:rPr>
+      </w:pPr>
+    </w:p>
+    <w:p>
+      <w:pPr>
+        <w:rPr>
+          <w:lang w:val="en-US"/>
+        </w:rPr>
+      </w:pPr>
+      <w:r>
+        <w:rPr>
+          <w:lang w:val="en-US"/>
+        </w:rPr>
+        <w:t xml:space="preserve">Delete with where clause </w:t>
+      </w:r>
+    </w:p>
+    <w:p>
+      <w:pPr>
+        <w:rPr>
+          <w:lang w:val="en-US"/>
+        </w:rPr>
+      </w:pPr>
+    </w:p>
+    <w:p>
+      <w:pPr>
+        <w:rPr>
+          <w:lang w:val="en-US"/>
+        </w:rPr>
+      </w:pPr>
+      <w:r>
+        <w:rPr>
+          <w:lang w:val="en-US"/>
+        </w:rPr>
+        <w:t xml:space="preserve">Delete from </w:t>
+      </w:r>
+      <w:proofErr w:type="spellStart"/>
+      <w:r>
+        <w:rPr>
+          <w:lang w:val="en-US"/>
+        </w:rPr>
+        <w:t>tableName</w:t>
+      </w:r>
+      <w:proofErr w:type="spellEnd"/>
+      <w:r>
+        <w:rPr>
+          <w:lang w:val="en-US"/>
+        </w:rPr>
+        <w:t xml:space="preserve"> where clause </w:t>
+      </w:r>
+    </w:p>
+    <w:p>
+      <w:pPr>
+        <w:rPr>
+          <w:lang w:val="en-US"/>
+        </w:rPr>
+      </w:pPr>
+    </w:p>
+    <w:p>
+      <w:pPr>
+        <w:rPr>
+          <w:lang w:val="en-US"/>
+        </w:rPr>
+      </w:pPr>
+      <w:r>
+        <w:rPr>
+          <w:lang w:val="en-US"/>
+        </w:rPr>
+        <w:t>delete from emp where id=106;</w:t>
+      </w:r>
+    </w:p>
+    <w:p>
+      <w:pPr>
+        <w:rPr>
+          <w:lang w:val="en-US"/>
+        </w:rPr>
+      </w:pPr>
+      <w:r>
+        <w:rPr>
+          <w:lang w:val="en-US"/>
+        </w:rPr>
+        <w:t>delete from emp where salary = 23000;</w:t>
+      </w:r>
+    </w:p>
+    <w:p>
+      <w:pPr>
+        <w:rPr>
+          <w:lang w:val="en-US"/>
+        </w:rPr>
+      </w:pPr>
+    </w:p>
+    <w:p>
+      <w:pPr>
+        <w:rPr>
+          <w:b/>
+          <w:bCs/>
+          <w:lang w:val="en-US"/>
+        </w:rPr>
+      </w:pPr>
+      <w:r>
+        <w:rPr>
+          <w:b/>
+          <w:bCs/>
+          <w:lang w:val="en-US"/>
+        </w:rPr>
+        <w:t xml:space="preserve">DDL Query </w:t>
+      </w:r>
+    </w:p>
+    <w:p>
+      <w:pPr>
+        <w:rPr>
+          <w:lang w:val="en-US"/>
+        </w:rPr>
+      </w:pPr>
+      <w:r>
+        <w:rPr>
+          <w:lang w:val="en-US"/>
+        </w:rPr>
+        <w:t>Create -</w:t>
+      </w:r>
+      <w:r>
+        <w:rPr>
+          <w:lang w:val="en-US"/>
+        </w:rPr>
+        <w:sym w:font="Wingdings" w:char="F0E0"/>
+      </w:r>
+      <w:r>
+        <w:rPr>
+          <w:lang w:val="en-US"/>
+        </w:rPr>
+        <w:t xml:space="preserve"> help to create the table </w:t>
+      </w:r>
+    </w:p>
+    <w:p>
+      <w:pPr>
+        <w:rPr>
+          <w:lang w:val="en-US"/>
+        </w:rPr>
+      </w:pPr>
+      <w:r>
+        <w:rPr>
+          <w:lang w:val="en-US"/>
+        </w:rPr>
+        <w:t xml:space="preserve">Drop </w:t>
+      </w:r>
+      <w:r>
+        <w:rPr>
+          <w:lang w:val="en-US"/>
+        </w:rPr>
+        <w:sym w:font="Wingdings" w:char="F0E0"/>
+      </w:r>
+      <w:r>
+        <w:rPr>
+          <w:lang w:val="en-US"/>
+        </w:rPr>
+        <w:t xml:space="preserve"> drop table </w:t>
+      </w:r>
+      <w:proofErr w:type="spellStart"/>
+      <w:r>
+        <w:rPr>
+          <w:lang w:val="en-US"/>
+        </w:rPr>
+        <w:t>tableName</w:t>
+      </w:r>
+      <w:proofErr w:type="spellEnd"/>
+      <w:r>
+        <w:rPr>
+          <w:lang w:val="en-US"/>
+        </w:rPr>
+        <w:t>;</w:t>
+      </w:r>
+    </w:p>
+    <w:p>
+      <w:pPr>
+        <w:rPr>
+          <w:lang w:val="en-US"/>
+        </w:rPr>
+      </w:pPr>
+      <w:r>
+        <w:rPr>
+          <w:lang w:val="en-US"/>
+        </w:rPr>
+        <w:t xml:space="preserve">It delete all records if table contains as well as table structure. </w:t>
+      </w:r>
+    </w:p>
+    <w:p>
+      <w:pPr>
+        <w:rPr>
+          <w:lang w:val="en-US"/>
+        </w:rPr>
+      </w:pPr>
       <w:r>
         <w:rPr>
           <w:highlight w:val="yellow"/>
           <w:lang w:val="en-US"/>
         </w:rPr>
-        <w:t>;</w:t>
-      </w:r>
-      <w:r>
-        <w:rPr>
-          <w:lang w:val="en-US"/>
-        </w:rPr>
-        <w:tab/>
-      </w:r>
-      <w:r>
-        <w:rPr>
-          <w:lang w:val="en-US"/>
-        </w:rPr>
-        <w:tab/>
-        <w:t>it</w:t>
-      </w:r>
-      <w:proofErr w:type="gramEnd"/>
-      <w:r>
-        <w:rPr>
-          <w:lang w:val="en-US"/>
-        </w:rPr>
-        <w:t xml:space="preserve"> </w:t>
-      </w:r>
-      <w:proofErr w:type="gramStart"/>
-      <w:r>
-        <w:rPr>
-          <w:lang w:val="en-US"/>
-        </w:rPr>
-        <w:t>delete</w:t>
-      </w:r>
-      <w:proofErr w:type="gramEnd"/>
-      <w:r>
-        <w:rPr>
-          <w:lang w:val="en-US"/>
-        </w:rPr>
-        <w:t xml:space="preserve"> all records present in table. </w:t>
-      </w:r>
-      <w:r>
-        <w:rPr>
-          <w:lang w:val="en-US"/>
-        </w:rPr>
-        <w:t xml:space="preserve"> After </w:t>
-      </w:r>
-      <w:proofErr w:type="gramStart"/>
-      <w:r>
-        <w:rPr>
-          <w:lang w:val="en-US"/>
-        </w:rPr>
-        <w:t>deleted</w:t>
-      </w:r>
-      <w:proofErr w:type="gramEnd"/>
-      <w:r>
-        <w:rPr>
-          <w:lang w:val="en-US"/>
-        </w:rPr>
-        <w:t xml:space="preserve"> all records table structure present in database. </w:t>
-      </w:r>
-    </w:p>
-    <w:p>
-      <w:pPr>
-        <w:rPr>
-          <w:lang w:val="en-US"/>
-        </w:rPr>
-      </w:pPr>
-    </w:p>
-    <w:p>
-      <w:pPr>
-        <w:rPr>
-          <w:lang w:val="en-US"/>
-        </w:rPr>
-      </w:pPr>
-      <w:r>
-        <w:rPr>
-          <w:lang w:val="en-US"/>
-        </w:rPr>
-        <w:t xml:space="preserve">Delete with where clause </w:t>
-      </w:r>
-    </w:p>
-    <w:p>
-      <w:pPr>
-        <w:rPr>
-          <w:lang w:val="en-US"/>
-        </w:rPr>
-      </w:pPr>
-    </w:p>
-    <w:p>
-      <w:pPr>
-        <w:rPr>
-          <w:lang w:val="en-US"/>
-        </w:rPr>
-      </w:pPr>
-      <w:r>
-        <w:rPr>
-          <w:lang w:val="en-US"/>
-        </w:rPr>
-        <w:t xml:space="preserve">Delete from </w:t>
-      </w:r>
-      <w:proofErr w:type="spellStart"/>
-      <w:proofErr w:type="gramStart"/>
-      <w:r>
-        <w:rPr>
-          <w:lang w:val="en-US"/>
-        </w:rPr>
-        <w:t>tableName</w:t>
-      </w:r>
-      <w:proofErr w:type="spellEnd"/>
-      <w:proofErr w:type="gramEnd"/>
-      <w:r>
-        <w:rPr>
-          <w:lang w:val="en-US"/>
-        </w:rPr>
-        <w:t xml:space="preserve"> where clause </w:t>
-      </w:r>
-    </w:p>
-    <w:p>
-      <w:pPr>
-        <w:rPr>
-          <w:lang w:val="en-US"/>
-        </w:rPr>
-      </w:pPr>
-    </w:p>
-    <w:p>
-      <w:pPr>
-        <w:rPr>
-          <w:lang w:val="en-US"/>
-        </w:rPr>
-      </w:pPr>
-      <w:r>
-        <w:rPr>
-          <w:lang w:val="en-US"/>
-        </w:rPr>
-        <w:t>delete from emp where id=</w:t>
-      </w:r>
-      <w:proofErr w:type="gramStart"/>
-      <w:r>
-        <w:rPr>
-          <w:lang w:val="en-US"/>
-        </w:rPr>
-        <w:t>106;</w:t>
-      </w:r>
-      <w:proofErr w:type="gramEnd"/>
-    </w:p>
-    <w:p>
-      <w:pPr>
-        <w:rPr>
-          <w:lang w:val="en-US"/>
-        </w:rPr>
-      </w:pPr>
-      <w:proofErr w:type="gramStart"/>
-      <w:r>
-        <w:rPr>
-          <w:lang w:val="en-US"/>
-        </w:rPr>
-        <w:t>delete</w:t>
-      </w:r>
-      <w:proofErr w:type="gramEnd"/>
-      <w:r>
-        <w:rPr>
-          <w:lang w:val="en-US"/>
-        </w:rPr>
-        <w:t xml:space="preserve"> from emp where salary = </w:t>
-      </w:r>
-      <w:proofErr w:type="gramStart"/>
-      <w:r>
-        <w:rPr>
-          <w:lang w:val="en-US"/>
-        </w:rPr>
-        <w:t>23000;</w:t>
-      </w:r>
-      <w:proofErr w:type="gramEnd"/>
-    </w:p>
-    <w:p>
-      <w:pPr>
-        <w:rPr>
-          <w:lang w:val="en-US"/>
-        </w:rPr>
-      </w:pPr>
-    </w:p>
-    <w:p>
-      <w:pPr>
-        <w:rPr>
-          <w:b/>
-          <w:bCs/>
-          <w:lang w:val="en-US"/>
-        </w:rPr>
-      </w:pPr>
-      <w:r>
-        <w:rPr>
-          <w:b/>
-          <w:bCs/>
-          <w:lang w:val="en-US"/>
-        </w:rPr>
-        <w:t xml:space="preserve">DDL Query </w:t>
-      </w:r>
-    </w:p>
-    <w:p>
-      <w:pPr>
-        <w:rPr>
-          <w:lang w:val="en-US"/>
-        </w:rPr>
-      </w:pPr>
-      <w:r>
-        <w:rPr>
-          <w:lang w:val="en-US"/>
-        </w:rPr>
-        <w:t>Create -</w:t>
-      </w:r>
-      <w:r>
-        <w:rPr>
-          <w:lang w:val="en-US"/>
-        </w:rPr>
-        <w:sym w:font="Wingdings" w:char="F0E0"/>
-      </w:r>
-      <w:r>
-        <w:rPr>
-          <w:lang w:val="en-US"/>
-        </w:rPr>
-        <w:t xml:space="preserve"> help to create the table </w:t>
-      </w:r>
-    </w:p>
-    <w:p>
-      <w:pPr>
-        <w:rPr>
-          <w:lang w:val="en-US"/>
-        </w:rPr>
-      </w:pPr>
-      <w:r>
-        <w:rPr>
-          <w:lang w:val="en-US"/>
-        </w:rPr>
-        <w:t xml:space="preserve">Drop </w:t>
-      </w:r>
-      <w:r>
-        <w:rPr>
-          <w:lang w:val="en-US"/>
-        </w:rPr>
-        <w:sym w:font="Wingdings" w:char="F0E0"/>
-      </w:r>
-      <w:r>
-        <w:rPr>
-          <w:lang w:val="en-US"/>
-        </w:rPr>
-        <w:t xml:space="preserve"> drop table </w:t>
-      </w:r>
-      <w:proofErr w:type="spellStart"/>
-      <w:proofErr w:type="gramStart"/>
-      <w:r>
-        <w:rPr>
-          <w:lang w:val="en-US"/>
-        </w:rPr>
-        <w:t>tableName</w:t>
-      </w:r>
-      <w:proofErr w:type="spellEnd"/>
-      <w:r>
-        <w:rPr>
-          <w:lang w:val="en-US"/>
-        </w:rPr>
-        <w:t>;</w:t>
-      </w:r>
-      <w:proofErr w:type="gramEnd"/>
-    </w:p>
-    <w:p>
-      <w:pPr>
-        <w:rPr>
-          <w:lang w:val="en-US"/>
-        </w:rPr>
-      </w:pPr>
-      <w:r>
-        <w:rPr>
-          <w:lang w:val="en-US"/>
-        </w:rPr>
-        <w:t xml:space="preserve">It </w:t>
-      </w:r>
-      <w:proofErr w:type="gramStart"/>
-      <w:r>
-        <w:rPr>
-          <w:lang w:val="en-US"/>
-        </w:rPr>
-        <w:t>delete</w:t>
-      </w:r>
-      <w:proofErr w:type="gramEnd"/>
-      <w:r>
-        <w:rPr>
-          <w:lang w:val="en-US"/>
-        </w:rPr>
-        <w:t xml:space="preserve"> all records if table contains as well as table structure. </w:t>
-      </w:r>
-    </w:p>
-    <w:p>
-      <w:pPr>
-        <w:rPr>
-          <w:lang w:val="en-US"/>
-        </w:rPr>
-      </w:pPr>
-      <w:r>
-        <w:rPr>
-          <w:highlight w:val="yellow"/>
-          <w:lang w:val="en-US"/>
-        </w:rPr>
-        <w:t xml:space="preserve">drop table </w:t>
-      </w:r>
-      <w:proofErr w:type="gramStart"/>
-      <w:r>
-        <w:rPr>
-          <w:highlight w:val="yellow"/>
-          <w:lang w:val="en-US"/>
-        </w:rPr>
-        <w:t>emp;</w:t>
-      </w:r>
-      <w:proofErr w:type="gramEnd"/>
+        <w:t>drop table emp;</w:t>
+      </w:r>
     </w:p>
     <w:p>
       <w:pPr>
@@ -2024,35 +1456,54 @@
         <w:rPr>
           <w:lang w:val="en-US"/>
         </w:rPr>
+        <w:t xml:space="preserve"> varchar(30) not null</w:t>
+      </w:r>
+    </w:p>
+    <w:p>
+      <w:pPr>
+        <w:rPr>
+          <w:lang w:val="en-US"/>
+        </w:rPr>
+      </w:pPr>
+      <w:r>
+        <w:rPr>
+          <w:lang w:val="en-US"/>
+        </w:rPr>
+        <w:t xml:space="preserve">salary </w:t>
+      </w:r>
+      <w:r>
+        <w:rPr>
+          <w:lang w:val="en-US"/>
+        </w:rPr>
+        <w:sym w:font="Wingdings" w:char="F0E0"/>
+      </w:r>
+      <w:r>
+        <w:rPr>
+          <w:lang w:val="en-US"/>
+        </w:rPr>
+        <w:t xml:space="preserve"> float (salary must be &gt; 25000 and &lt; 5000) we can use check constraints. </w:t>
+      </w:r>
+    </w:p>
+    <w:p>
+      <w:pPr>
+        <w:rPr>
+          <w:lang w:val="en-US"/>
+        </w:rPr>
+      </w:pPr>
+      <w:proofErr w:type="spellStart"/>
+      <w:r>
+        <w:rPr>
+          <w:lang w:val="en-US"/>
+        </w:rPr>
+        <w:t>emailId</w:t>
+      </w:r>
+      <w:proofErr w:type="spellEnd"/>
+      <w:r>
+        <w:rPr>
+          <w:lang w:val="en-US"/>
+        </w:rPr>
         <w:t xml:space="preserve"> </w:t>
       </w:r>
-      <w:proofErr w:type="gramStart"/>
-      <w:r>
-        <w:rPr>
-          <w:lang w:val="en-US"/>
-        </w:rPr>
-        <w:t>varchar(</w:t>
-      </w:r>
-      <w:proofErr w:type="gramEnd"/>
-      <w:r>
-        <w:rPr>
-          <w:lang w:val="en-US"/>
-        </w:rPr>
-        <w:t>30) not null</w:t>
-      </w:r>
-    </w:p>
-    <w:p>
-      <w:pPr>
-        <w:rPr>
-          <w:lang w:val="en-US"/>
-        </w:rPr>
-      </w:pPr>
-      <w:r>
-        <w:rPr>
-          <w:lang w:val="en-US"/>
-        </w:rPr>
-        <w:t xml:space="preserve">salary </w:t>
-      </w:r>
       <w:r>
         <w:rPr>
           <w:lang w:val="en-US"/>
@@ -2063,309 +1514,128 @@
         <w:rPr>
           <w:lang w:val="en-US"/>
         </w:rPr>
-        <w:t xml:space="preserve"> float (salary must be &gt; 25000 and &lt; 5000) we can use check constraints. </w:t>
-      </w:r>
-    </w:p>
-    <w:p>
-      <w:pPr>
-        <w:rPr>
-          <w:lang w:val="en-US"/>
-        </w:rPr>
-      </w:pPr>
+        <w:t xml:space="preserve"> varchar(30) unique </w:t>
+      </w:r>
+      <w:r>
+        <w:rPr>
+          <w:lang w:val="en-US"/>
+        </w:rPr>
+        <w:t xml:space="preserve">not null </w:t>
+      </w:r>
+    </w:p>
+    <w:p>
+      <w:pPr>
+        <w:rPr>
+          <w:lang w:val="en-US"/>
+        </w:rPr>
+      </w:pPr>
+      <w:r>
+        <w:rPr>
+          <w:lang w:val="en-US"/>
+        </w:rPr>
+        <w:t>create table emp(</w:t>
+      </w:r>
       <w:proofErr w:type="spellStart"/>
       <w:r>
         <w:rPr>
           <w:lang w:val="en-US"/>
         </w:rPr>
-        <w:t>emailId</w:t>
+        <w:t>eid</w:t>
       </w:r>
       <w:proofErr w:type="spellEnd"/>
       <w:r>
         <w:rPr>
           <w:lang w:val="en-US"/>
         </w:rPr>
-        <w:t xml:space="preserve"> </w:t>
-      </w:r>
-      <w:r>
-        <w:rPr>
-          <w:lang w:val="en-US"/>
-        </w:rPr>
-        <w:sym w:font="Wingdings" w:char="F0E0"/>
-      </w:r>
-      <w:r>
-        <w:rPr>
-          <w:lang w:val="en-US"/>
-        </w:rPr>
-        <w:t xml:space="preserve"> </w:t>
-      </w:r>
-      <w:proofErr w:type="gramStart"/>
-      <w:r>
-        <w:rPr>
-          <w:lang w:val="en-US"/>
-        </w:rPr>
-        <w:t>varchar(</w:t>
-      </w:r>
-      <w:proofErr w:type="gramEnd"/>
-      <w:r>
-        <w:rPr>
-          <w:lang w:val="en-US"/>
-        </w:rPr>
-        <w:t xml:space="preserve">30) unique </w:t>
-      </w:r>
-      <w:r>
-        <w:rPr>
-          <w:lang w:val="en-US"/>
-        </w:rPr>
-        <w:t xml:space="preserve">not null </w:t>
-      </w:r>
-    </w:p>
-    <w:p>
-      <w:pPr>
-        <w:rPr>
-          <w:lang w:val="en-US"/>
-        </w:rPr>
-      </w:pPr>
-      <w:r>
-        <w:rPr>
-          <w:lang w:val="en-US"/>
-        </w:rPr>
-        <w:t xml:space="preserve">create table </w:t>
-      </w:r>
-      <w:proofErr w:type="gramStart"/>
-      <w:r>
-        <w:rPr>
-          <w:lang w:val="en-US"/>
-        </w:rPr>
-        <w:t>emp(</w:t>
+        <w:t xml:space="preserve"> int primary </w:t>
       </w:r>
       <w:proofErr w:type="spellStart"/>
-      <w:proofErr w:type="gramEnd"/>
-      <w:r>
-        <w:rPr>
-          <w:lang w:val="en-US"/>
-        </w:rPr>
-        <w:t>eid</w:t>
+      <w:r>
+        <w:rPr>
+          <w:lang w:val="en-US"/>
+        </w:rPr>
+        <w:t>key,ename</w:t>
       </w:r>
       <w:proofErr w:type="spellEnd"/>
       <w:r>
         <w:rPr>
           <w:lang w:val="en-US"/>
         </w:rPr>
-        <w:t xml:space="preserve"> int primary </w:t>
+        <w:t xml:space="preserve"> varchar(30) not null, salary float check(salary between 25000 and 50000), </w:t>
       </w:r>
       <w:proofErr w:type="spellStart"/>
-      <w:proofErr w:type="gramStart"/>
-      <w:r>
-        <w:rPr>
-          <w:lang w:val="en-US"/>
-        </w:rPr>
-        <w:t>key,ename</w:t>
+      <w:r>
+        <w:rPr>
+          <w:lang w:val="en-US"/>
+        </w:rPr>
+        <w:t>emaild</w:t>
       </w:r>
       <w:proofErr w:type="spellEnd"/>
-      <w:proofErr w:type="gramEnd"/>
-      <w:r>
-        <w:rPr>
-          <w:lang w:val="en-US"/>
-        </w:rPr>
-        <w:t xml:space="preserve"> </w:t>
-      </w:r>
-      <w:proofErr w:type="gramStart"/>
-      <w:r>
-        <w:rPr>
-          <w:lang w:val="en-US"/>
-        </w:rPr>
-        <w:t>varchar(</w:t>
-      </w:r>
-      <w:proofErr w:type="gramEnd"/>
-      <w:r>
-        <w:rPr>
-          <w:lang w:val="en-US"/>
-        </w:rPr>
-        <w:t xml:space="preserve">30) not null, salary float </w:t>
-      </w:r>
-      <w:proofErr w:type="gramStart"/>
-      <w:r>
-        <w:rPr>
-          <w:lang w:val="en-US"/>
-        </w:rPr>
-        <w:t>check(</w:t>
-      </w:r>
-      <w:proofErr w:type="gramEnd"/>
-      <w:r>
-        <w:rPr>
-          <w:lang w:val="en-US"/>
-        </w:rPr>
-        <w:t xml:space="preserve">salary between 25000 and 50000), </w:t>
-      </w:r>
-      <w:proofErr w:type="spellStart"/>
-      <w:r>
-        <w:rPr>
-          <w:lang w:val="en-US"/>
-        </w:rPr>
-        <w:t>emaild</w:t>
-      </w:r>
-      <w:proofErr w:type="spellEnd"/>
-      <w:r>
-        <w:rPr>
-          <w:lang w:val="en-US"/>
-        </w:rPr>
-        <w:t xml:space="preserve"> </w:t>
-      </w:r>
-      <w:proofErr w:type="gramStart"/>
-      <w:r>
-        <w:rPr>
-          <w:lang w:val="en-US"/>
-        </w:rPr>
-        <w:t>varchar(</w:t>
-      </w:r>
-      <w:proofErr w:type="gramEnd"/>
-      <w:r>
-        <w:rPr>
-          <w:lang w:val="en-US"/>
-        </w:rPr>
-        <w:t>30) unique</w:t>
-      </w:r>
-      <w:r>
-        <w:rPr>
-          <w:lang w:val="en-US"/>
-        </w:rPr>
-        <w:t xml:space="preserve"> not null</w:t>
-      </w:r>
-      <w:proofErr w:type="gramStart"/>
-      <w:r>
-        <w:rPr>
-          <w:lang w:val="en-US"/>
-        </w:rPr>
-        <w:t>);</w:t>
-      </w:r>
-      <w:proofErr w:type="gramEnd"/>
-    </w:p>
-    <w:p>
-      <w:pPr>
-        <w:rPr>
-          <w:lang w:val="en-US"/>
-        </w:rPr>
-      </w:pPr>
-      <w:r>
-        <w:rPr>
-          <w:lang w:val="en-US"/>
-        </w:rPr>
-        <w:t>insert into emp values(100,'John',</w:t>
-      </w:r>
-      <w:proofErr w:type="gramStart"/>
-      <w:r>
-        <w:rPr>
-          <w:lang w:val="en-US"/>
-        </w:rPr>
-        <w:t>26000,'john@gmail.com</w:t>
-      </w:r>
-      <w:proofErr w:type="gramEnd"/>
-      <w:r>
-        <w:rPr>
-          <w:lang w:val="en-US"/>
-        </w:rPr>
-        <w:t>'</w:t>
-      </w:r>
-      <w:proofErr w:type="gramStart"/>
-      <w:r>
-        <w:rPr>
-          <w:lang w:val="en-US"/>
-        </w:rPr>
-        <w:t>);</w:t>
-      </w:r>
-      <w:proofErr w:type="gramEnd"/>
-    </w:p>
-    <w:p>
-      <w:pPr>
-        <w:rPr>
-          <w:lang w:val="en-US"/>
-        </w:rPr>
-      </w:pPr>
-      <w:r>
-        <w:rPr>
-          <w:lang w:val="en-US"/>
-        </w:rPr>
-        <w:t>insert into emp values(100,'John',</w:t>
-      </w:r>
-      <w:proofErr w:type="gramStart"/>
-      <w:r>
-        <w:rPr>
-          <w:lang w:val="en-US"/>
-        </w:rPr>
-        <w:t>26000,'john@gmail.com</w:t>
-      </w:r>
-      <w:proofErr w:type="gramEnd"/>
-      <w:r>
-        <w:rPr>
-          <w:lang w:val="en-US"/>
-        </w:rPr>
-        <w:t>'</w:t>
-      </w:r>
-      <w:proofErr w:type="gramStart"/>
-      <w:r>
-        <w:rPr>
-          <w:lang w:val="en-US"/>
-        </w:rPr>
-        <w:t>);</w:t>
-      </w:r>
-      <w:proofErr w:type="gramEnd"/>
-    </w:p>
-    <w:p>
-      <w:pPr>
-        <w:rPr>
-          <w:lang w:val="en-US"/>
-        </w:rPr>
-      </w:pPr>
-    </w:p>
-    <w:p>
-      <w:pPr>
-        <w:rPr>
-          <w:lang w:val="en-US"/>
-        </w:rPr>
-      </w:pPr>
-      <w:r>
-        <w:rPr>
-          <w:b/>
-          <w:bCs/>
-          <w:lang w:val="en-US"/>
-        </w:rPr>
-        <w:t xml:space="preserve">alter </w:t>
-      </w:r>
-      <w:proofErr w:type="gramStart"/>
-      <w:r>
-        <w:rPr>
-          <w:b/>
-          <w:bCs/>
-          <w:lang w:val="en-US"/>
-        </w:rPr>
-        <w:t xml:space="preserve">command </w:t>
-      </w:r>
-      <w:r>
-        <w:rPr>
-          <w:lang w:val="en-US"/>
-        </w:rPr>
-        <w:t>:</w:t>
-      </w:r>
-      <w:proofErr w:type="gramEnd"/>
-      <w:r>
-        <w:rPr>
-          <w:lang w:val="en-US"/>
-        </w:rPr>
-        <w:t xml:space="preserve"> this command </w:t>
-      </w:r>
-      <w:proofErr w:type="gramStart"/>
-      <w:r>
-        <w:rPr>
-          <w:lang w:val="en-US"/>
-        </w:rPr>
-        <w:t>help</w:t>
-      </w:r>
-      <w:proofErr w:type="gramEnd"/>
-      <w:r>
-        <w:rPr>
-          <w:lang w:val="en-US"/>
-        </w:rPr>
-        <w:t xml:space="preserve"> us to modify existing table structure </w:t>
+      <w:r>
+        <w:rPr>
+          <w:lang w:val="en-US"/>
+        </w:rPr>
+        <w:t xml:space="preserve"> varchar(30) unique</w:t>
+      </w:r>
+      <w:r>
+        <w:rPr>
+          <w:lang w:val="en-US"/>
+        </w:rPr>
+        <w:t xml:space="preserve"> not null);</w:t>
+      </w:r>
+    </w:p>
+    <w:p>
+      <w:pPr>
+        <w:rPr>
+          <w:lang w:val="en-US"/>
+        </w:rPr>
+      </w:pPr>
+      <w:r>
+        <w:rPr>
+          <w:lang w:val="en-US"/>
+        </w:rPr>
+        <w:t>insert into emp values(100,'John',26000,'john@gmail.com');</w:t>
+      </w:r>
+    </w:p>
+    <w:p>
+      <w:pPr>
+        <w:rPr>
+          <w:lang w:val="en-US"/>
+        </w:rPr>
+      </w:pPr>
+      <w:r>
+        <w:rPr>
+          <w:lang w:val="en-US"/>
+        </w:rPr>
+        <w:t>insert into emp values(100,'John',26000,'john@gmail.com');</w:t>
+      </w:r>
+    </w:p>
+    <w:p>
+      <w:pPr>
+        <w:rPr>
+          <w:lang w:val="en-US"/>
+        </w:rPr>
+      </w:pPr>
+    </w:p>
+    <w:p>
+      <w:pPr>
+        <w:rPr>
+          <w:lang w:val="en-US"/>
+        </w:rPr>
+      </w:pPr>
+      <w:r>
+        <w:rPr>
+          <w:b/>
+          <w:bCs/>
+          <w:lang w:val="en-US"/>
+        </w:rPr>
+        <w:t xml:space="preserve">alter command </w:t>
+      </w:r>
+      <w:r>
+        <w:rPr>
+          <w:lang w:val="en-US"/>
+        </w:rPr>
+        <w:t xml:space="preserve">: this command help us to modify existing table structure </w:t>
       </w:r>
     </w:p>
     <w:p>
@@ -2425,16 +1695,8 @@
         <w:rPr>
           <w:lang w:val="en-US"/>
         </w:rPr>
-        <w:t xml:space="preserve"> datatype </w:t>
-      </w:r>
-      <w:proofErr w:type="gramStart"/>
-      <w:r>
-        <w:rPr>
-          <w:lang w:val="en-US"/>
-        </w:rPr>
-        <w:t>key;</w:t>
-      </w:r>
-      <w:proofErr w:type="gramEnd"/>
+        <w:t xml:space="preserve"> datatype key;</w:t>
+      </w:r>
     </w:p>
     <w:p>
       <w:pPr>
@@ -2477,36 +1739,8 @@
           <w:bCs/>
           <w:lang w:val="en-US"/>
         </w:rPr>
-        <w:t xml:space="preserve"> </w:t>
-      </w:r>
-      <w:proofErr w:type="gramStart"/>
-      <w:r>
-        <w:rPr>
-          <w:b/>
-          <w:bCs/>
-          <w:lang w:val="en-US"/>
-        </w:rPr>
-        <w:t>varchar(</w:t>
-      </w:r>
-      <w:proofErr w:type="gramEnd"/>
-      <w:r>
-        <w:rPr>
-          <w:b/>
-          <w:bCs/>
-          <w:lang w:val="en-US"/>
-        </w:rPr>
-        <w:t>2</w:t>
-      </w:r>
-      <w:proofErr w:type="gramStart"/>
-      <w:r>
-        <w:rPr>
-          <w:b/>
-          <w:bCs/>
-          <w:lang w:val="en-US"/>
-        </w:rPr>
-        <w:t>);</w:t>
-      </w:r>
-      <w:proofErr w:type="gramEnd"/>
+        <w:t xml:space="preserve"> varchar(2);</w:t>
+      </w:r>
     </w:p>
     <w:p>
       <w:pPr>
@@ -2567,18 +1801,8 @@
           <w:bCs/>
           <w:lang w:val="en-US"/>
         </w:rPr>
-        <w:t>=</w:t>
-      </w:r>
-      <w:proofErr w:type="gramStart"/>
-      <w:r>
-        <w:rPr>
-          <w:b/>
-          <w:bCs/>
-          <w:lang w:val="en-US"/>
-        </w:rPr>
-        <w:t>100;</w:t>
-      </w:r>
-      <w:proofErr w:type="gramEnd"/>
+        <w:t>=100;</w:t>
+      </w:r>
     </w:p>
     <w:p>
       <w:pPr>
@@ -2653,16 +1877,8 @@
         <w:rPr>
           <w:lang w:val="en-US"/>
         </w:rPr>
-        <w:t xml:space="preserve"> datatype </w:t>
-      </w:r>
-      <w:proofErr w:type="gramStart"/>
-      <w:r>
-        <w:rPr>
-          <w:lang w:val="en-US"/>
-        </w:rPr>
-        <w:t>key;</w:t>
-      </w:r>
-      <w:proofErr w:type="gramEnd"/>
+        <w:t xml:space="preserve"> datatype key;</w:t>
+      </w:r>
     </w:p>
     <w:p>
       <w:pPr>
@@ -2705,36 +1921,8 @@
           <w:bCs/>
           <w:lang w:val="en-US"/>
         </w:rPr>
-        <w:t xml:space="preserve"> </w:t>
-      </w:r>
-      <w:proofErr w:type="gramStart"/>
-      <w:r>
-        <w:rPr>
-          <w:b/>
-          <w:bCs/>
-          <w:lang w:val="en-US"/>
-        </w:rPr>
-        <w:t>varchar(</w:t>
-      </w:r>
-      <w:proofErr w:type="gramEnd"/>
-      <w:r>
-        <w:rPr>
-          <w:b/>
-          <w:bCs/>
-          <w:lang w:val="en-US"/>
-        </w:rPr>
-        <w:t>20</w:t>
-      </w:r>
-      <w:proofErr w:type="gramStart"/>
-      <w:r>
-        <w:rPr>
-          <w:b/>
-          <w:bCs/>
-          <w:lang w:val="en-US"/>
-        </w:rPr>
-        <w:t>);</w:t>
-      </w:r>
-      <w:proofErr w:type="gramEnd"/>
+        <w:t xml:space="preserve"> varchar(20);</w:t>
+      </w:r>
     </w:p>
     <w:p>
       <w:pPr>
@@ -2795,18 +1983,8 @@
           <w:bCs/>
           <w:lang w:val="en-US"/>
         </w:rPr>
-        <w:t>=</w:t>
-      </w:r>
-      <w:proofErr w:type="gramStart"/>
-      <w:r>
-        <w:rPr>
-          <w:b/>
-          <w:bCs/>
-          <w:lang w:val="en-US"/>
-        </w:rPr>
-        <w:t>101;</w:t>
-      </w:r>
-      <w:proofErr w:type="gramEnd"/>
+        <w:t>=101;</w:t>
+      </w:r>
     </w:p>
     <w:p>
       <w:pPr>
@@ -2854,36 +2032,8 @@
           <w:bCs/>
           <w:lang w:val="en-US"/>
         </w:rPr>
-        <w:t xml:space="preserve"> </w:t>
-      </w:r>
-      <w:proofErr w:type="gramStart"/>
-      <w:r>
-        <w:rPr>
-          <w:b/>
-          <w:bCs/>
-          <w:lang w:val="en-US"/>
-        </w:rPr>
-        <w:t>varchar(</w:t>
-      </w:r>
-      <w:proofErr w:type="gramEnd"/>
-      <w:r>
-        <w:rPr>
-          <w:b/>
-          <w:bCs/>
-          <w:lang w:val="en-US"/>
-        </w:rPr>
-        <w:t xml:space="preserve">20) not </w:t>
-      </w:r>
-      <w:proofErr w:type="gramStart"/>
-      <w:r>
-        <w:rPr>
-          <w:b/>
-          <w:bCs/>
-          <w:lang w:val="en-US"/>
-        </w:rPr>
-        <w:t>null;</w:t>
-      </w:r>
-      <w:proofErr w:type="gramEnd"/>
+        <w:t xml:space="preserve"> varchar(20) not null;</w:t>
+      </w:r>
     </w:p>
     <w:p>
       <w:pPr>
@@ -2987,7 +2137,6 @@
         <w:t xml:space="preserve">alter table emp drop column </w:t>
       </w:r>
       <w:proofErr w:type="spellStart"/>
-      <w:proofErr w:type="gramStart"/>
       <w:r>
         <w:rPr>
           <w:b/>
@@ -3005,7 +2154,6 @@
         </w:rPr>
         <w:t>;</w:t>
       </w:r>
-      <w:proofErr w:type="gramEnd"/>
     </w:p>
     <w:p>
       <w:pPr>
@@ -3072,16 +2220,8 @@
         <w:rPr>
           <w:lang w:val="en-US"/>
         </w:rPr>
-        <w:t xml:space="preserve"> to </w:t>
-      </w:r>
-      <w:proofErr w:type="gramStart"/>
-      <w:r>
-        <w:rPr>
-          <w:lang w:val="en-US"/>
-        </w:rPr>
-        <w:t>newname;</w:t>
-      </w:r>
-      <w:proofErr w:type="gramEnd"/>
+        <w:t xml:space="preserve"> to newname;</w:t>
+      </w:r>
     </w:p>
     <w:p>
       <w:pPr>
@@ -3116,18 +2256,8 @@
           <w:bCs/>
           <w:lang w:val="en-US"/>
         </w:rPr>
-        <w:t xml:space="preserve"> to </w:t>
-      </w:r>
-      <w:proofErr w:type="gramStart"/>
-      <w:r>
-        <w:rPr>
-          <w:b/>
-          <w:bCs/>
-          <w:lang w:val="en-US"/>
-        </w:rPr>
-        <w:t>designation;</w:t>
-      </w:r>
-      <w:proofErr w:type="gramEnd"/>
+        <w:t xml:space="preserve"> to designation;</w:t>
+      </w:r>
     </w:p>
     <w:p>
       <w:pPr>
@@ -3143,13 +2273,735 @@
           <w:lang w:val="en-US"/>
         </w:rPr>
       </w:pPr>
-    </w:p>
-    <w:p>
-      <w:pPr>
-        <w:rPr>
-          <w:lang w:val="en-US"/>
-        </w:rPr>
-      </w:pPr>
+      <w:r>
+        <w:rPr>
+          <w:lang w:val="en-US"/>
+        </w:rPr>
+        <w:t xml:space="preserve">truncate table </w:t>
+      </w:r>
+      <w:proofErr w:type="spellStart"/>
+      <w:r>
+        <w:rPr>
+          <w:lang w:val="en-US"/>
+        </w:rPr>
+        <w:t>tableName</w:t>
+      </w:r>
+      <w:proofErr w:type="spellEnd"/>
+      <w:r>
+        <w:rPr>
+          <w:lang w:val="en-US"/>
+        </w:rPr>
+        <w:t>;</w:t>
+      </w:r>
+    </w:p>
+    <w:p>
+      <w:pPr>
+        <w:rPr>
+          <w:lang w:val="en-US"/>
+        </w:rPr>
+      </w:pPr>
+      <w:r>
+        <w:rPr>
+          <w:lang w:val="en-US"/>
+        </w:rPr>
+        <w:t xml:space="preserve">it remove all records present in table. But maintain the table structure in database. </w:t>
+      </w:r>
+    </w:p>
+    <w:p>
+      <w:pPr>
+        <w:rPr>
+          <w:lang w:val="en-US"/>
+        </w:rPr>
+      </w:pPr>
+    </w:p>
+    <w:p>
+      <w:pPr>
+        <w:rPr>
+          <w:b/>
+          <w:bCs/>
+          <w:lang w:val="en-US"/>
+        </w:rPr>
+      </w:pPr>
+      <w:r>
+        <w:rPr>
+          <w:b/>
+          <w:bCs/>
+          <w:lang w:val="en-US"/>
+        </w:rPr>
+        <w:t>truncate table emp;</w:t>
+      </w:r>
+    </w:p>
+    <w:p>
+      <w:pPr>
+        <w:rPr>
+          <w:lang w:val="en-US"/>
+        </w:rPr>
+      </w:pPr>
+    </w:p>
+    <w:p>
+      <w:pPr>
+        <w:rPr>
+          <w:lang w:val="en-US"/>
+        </w:rPr>
+      </w:pPr>
+      <w:r>
+        <w:rPr>
+          <w:lang w:val="en-US"/>
+        </w:rPr>
+        <w:t xml:space="preserve">delete </w:t>
+      </w:r>
+      <w:r>
+        <w:rPr>
+          <w:lang w:val="en-US"/>
+        </w:rPr>
+        <w:tab/>
+      </w:r>
+      <w:r>
+        <w:rPr>
+          <w:lang w:val="en-US"/>
+        </w:rPr>
+        <w:tab/>
+        <w:t>Vs</w:t>
+      </w:r>
+      <w:r>
+        <w:rPr>
+          <w:lang w:val="en-US"/>
+        </w:rPr>
+        <w:tab/>
+      </w:r>
+      <w:r>
+        <w:rPr>
+          <w:lang w:val="en-US"/>
+        </w:rPr>
+        <w:tab/>
+        <w:t xml:space="preserve">drop </w:t>
+      </w:r>
+      <w:r>
+        <w:rPr>
+          <w:lang w:val="en-US"/>
+        </w:rPr>
+        <w:tab/>
+      </w:r>
+      <w:r>
+        <w:rPr>
+          <w:lang w:val="en-US"/>
+        </w:rPr>
+        <w:tab/>
+        <w:t xml:space="preserve">vs </w:t>
+      </w:r>
+      <w:r>
+        <w:rPr>
+          <w:lang w:val="en-US"/>
+        </w:rPr>
+        <w:tab/>
+        <w:t xml:space="preserve">truncate  </w:t>
+      </w:r>
+    </w:p>
+    <w:p>
+      <w:pPr>
+        <w:rPr>
+          <w:lang w:val="en-US"/>
+        </w:rPr>
+      </w:pPr>
+    </w:p>
+    <w:p>
+      <w:pPr>
+        <w:pStyle w:val="ListParagraph"/>
+        <w:numPr>
+          <w:ilvl w:val="0"/>
+          <w:numId w:val="13"/>
+        </w:numPr>
+        <w:rPr>
+          <w:lang w:val="en-US"/>
+        </w:rPr>
+      </w:pPr>
+      <w:r>
+        <w:rPr>
+          <w:lang w:val="en-US"/>
+        </w:rPr>
+        <w:t xml:space="preserve">Delete is a part of DML and drop and truncate is a part of DDL. </w:t>
+      </w:r>
+    </w:p>
+    <w:p>
+      <w:pPr>
+        <w:pStyle w:val="ListParagraph"/>
+        <w:numPr>
+          <w:ilvl w:val="0"/>
+          <w:numId w:val="13"/>
+        </w:numPr>
+        <w:rPr>
+          <w:lang w:val="en-US"/>
+        </w:rPr>
+      </w:pPr>
+      <w:r>
+        <w:rPr>
+          <w:lang w:val="en-US"/>
+        </w:rPr>
+        <w:t xml:space="preserve">Drop remove whole table including all records. But delete and truncate it delete only records not table structure. </w:t>
+      </w:r>
+    </w:p>
+    <w:p>
+      <w:pPr>
+        <w:pStyle w:val="ListParagraph"/>
+        <w:numPr>
+          <w:ilvl w:val="0"/>
+          <w:numId w:val="13"/>
+        </w:numPr>
+        <w:rPr>
+          <w:lang w:val="en-US"/>
+        </w:rPr>
+      </w:pPr>
+      <w:r>
+        <w:rPr>
+          <w:lang w:val="en-US"/>
+        </w:rPr>
+        <w:t xml:space="preserve">With delete we can use where clause but truncate we can’t use where clause. </w:t>
+      </w:r>
+    </w:p>
+    <w:p>
+      <w:pPr>
+        <w:pStyle w:val="ListParagraph"/>
+        <w:numPr>
+          <w:ilvl w:val="0"/>
+          <w:numId w:val="13"/>
+        </w:numPr>
+        <w:rPr>
+          <w:lang w:val="en-US"/>
+        </w:rPr>
+      </w:pPr>
+      <w:r>
+        <w:rPr>
+          <w:lang w:val="en-US"/>
+        </w:rPr>
+        <w:t xml:space="preserve">If we remove all records using delete we can rollback using TCL if we use delete under the transaction. But if we remove all records using truncate we can’t rollback. </w:t>
+      </w:r>
+    </w:p>
+    <w:p>
+      <w:pPr>
+        <w:rPr>
+          <w:lang w:val="en-US"/>
+        </w:rPr>
+      </w:pPr>
+    </w:p>
+    <w:p>
+      <w:pPr>
+        <w:rPr>
+          <w:b/>
+          <w:bCs/>
+          <w:lang w:val="en-US"/>
+        </w:rPr>
+      </w:pPr>
+      <w:r>
+        <w:rPr>
+          <w:b/>
+          <w:bCs/>
+          <w:lang w:val="en-US"/>
+        </w:rPr>
+        <w:t>My SQL Relationship</w:t>
+      </w:r>
+    </w:p>
+    <w:p>
+      <w:pPr>
+        <w:rPr>
+          <w:b/>
+          <w:bCs/>
+          <w:lang w:val="en-US"/>
+        </w:rPr>
+      </w:pPr>
+      <w:r>
+        <w:rPr>
+          <w:b/>
+          <w:bCs/>
+          <w:lang w:val="en-US"/>
+        </w:rPr>
+        <w:t xml:space="preserve">Without relationship </w:t>
+      </w:r>
+    </w:p>
+    <w:p>
+      <w:pPr>
+        <w:rPr>
+          <w:b/>
+          <w:bCs/>
+          <w:lang w:val="en-US"/>
+        </w:rPr>
+      </w:pPr>
+      <w:proofErr w:type="spellStart"/>
+      <w:r>
+        <w:rPr>
+          <w:b/>
+          <w:bCs/>
+          <w:lang w:val="en-US"/>
+        </w:rPr>
+        <w:t>TrainerStudent</w:t>
+      </w:r>
+      <w:proofErr w:type="spellEnd"/>
+      <w:r>
+        <w:rPr>
+          <w:b/>
+          <w:bCs/>
+          <w:lang w:val="en-US"/>
+        </w:rPr>
+        <w:t xml:space="preserve"> </w:t>
+      </w:r>
+    </w:p>
+    <w:p>
+      <w:pPr>
+        <w:rPr>
+          <w:b/>
+          <w:bCs/>
+          <w:lang w:val="en-US"/>
+        </w:rPr>
+      </w:pPr>
+      <w:r>
+        <w:rPr>
+          <w:b/>
+          <w:bCs/>
+          <w:lang w:val="en-US"/>
+        </w:rPr>
+        <w:t>PK</w:t>
+      </w:r>
+      <w:r>
+        <w:rPr>
+          <w:b/>
+          <w:bCs/>
+          <w:lang w:val="en-US"/>
+        </w:rPr>
+        <w:tab/>
+      </w:r>
+      <w:r>
+        <w:rPr>
+          <w:b/>
+          <w:bCs/>
+          <w:lang w:val="en-US"/>
+        </w:rPr>
+        <w:tab/>
+      </w:r>
+      <w:r>
+        <w:rPr>
+          <w:b/>
+          <w:bCs/>
+          <w:lang w:val="en-US"/>
+        </w:rPr>
+        <w:tab/>
+      </w:r>
+      <w:r>
+        <w:rPr>
+          <w:b/>
+          <w:bCs/>
+          <w:lang w:val="en-US"/>
+        </w:rPr>
+        <w:tab/>
+      </w:r>
+      <w:r>
+        <w:rPr>
+          <w:b/>
+          <w:bCs/>
+          <w:lang w:val="en-US"/>
+        </w:rPr>
+        <w:tab/>
+      </w:r>
+    </w:p>
+    <w:p>
+      <w:pPr>
+        <w:rPr>
+          <w:b/>
+          <w:bCs/>
+          <w:lang w:val="en-US"/>
+        </w:rPr>
+      </w:pPr>
+      <w:r>
+        <w:rPr>
+          <w:b/>
+          <w:bCs/>
+          <w:lang w:val="en-US"/>
+        </w:rPr>
+        <w:t>TID</w:t>
+      </w:r>
+      <w:r>
+        <w:rPr>
+          <w:b/>
+          <w:bCs/>
+          <w:lang w:val="en-US"/>
+        </w:rPr>
+        <w:tab/>
+      </w:r>
+      <w:proofErr w:type="spellStart"/>
+      <w:r>
+        <w:rPr>
+          <w:b/>
+          <w:bCs/>
+          <w:lang w:val="en-US"/>
+        </w:rPr>
+        <w:t>Tname</w:t>
+      </w:r>
+      <w:proofErr w:type="spellEnd"/>
+      <w:r>
+        <w:rPr>
+          <w:b/>
+          <w:bCs/>
+          <w:lang w:val="en-US"/>
+        </w:rPr>
+        <w:tab/>
+        <w:t xml:space="preserve">technology </w:t>
+      </w:r>
+      <w:r>
+        <w:rPr>
+          <w:b/>
+          <w:bCs/>
+          <w:lang w:val="en-US"/>
+        </w:rPr>
+        <w:tab/>
+        <w:t>Sid</w:t>
+      </w:r>
+      <w:r>
+        <w:rPr>
+          <w:b/>
+          <w:bCs/>
+          <w:lang w:val="en-US"/>
+        </w:rPr>
+        <w:tab/>
+      </w:r>
+      <w:proofErr w:type="spellStart"/>
+      <w:r>
+        <w:rPr>
+          <w:b/>
+          <w:bCs/>
+          <w:lang w:val="en-US"/>
+        </w:rPr>
+        <w:t>SName</w:t>
+      </w:r>
+      <w:proofErr w:type="spellEnd"/>
+      <w:r>
+        <w:rPr>
+          <w:b/>
+          <w:bCs/>
+          <w:lang w:val="en-US"/>
+        </w:rPr>
+        <w:tab/>
+        <w:t xml:space="preserve">age </w:t>
+      </w:r>
+    </w:p>
+    <w:p>
+      <w:pPr>
+        <w:rPr>
+          <w:lang w:val="en-US"/>
+        </w:rPr>
+      </w:pPr>
+      <w:r>
+        <w:rPr>
+          <w:lang w:val="en-US"/>
+        </w:rPr>
+        <w:t>1</w:t>
+      </w:r>
+      <w:r>
+        <w:rPr>
+          <w:lang w:val="en-US"/>
+        </w:rPr>
+        <w:tab/>
+        <w:t>Raj</w:t>
+      </w:r>
+      <w:r>
+        <w:rPr>
+          <w:lang w:val="en-US"/>
+        </w:rPr>
+        <w:tab/>
+      </w:r>
+      <w:r>
+        <w:rPr>
+          <w:lang w:val="en-US"/>
+        </w:rPr>
+        <w:tab/>
+        <w:t>Java</w:t>
+      </w:r>
+      <w:r>
+        <w:rPr>
+          <w:lang w:val="en-US"/>
+        </w:rPr>
+        <w:tab/>
+      </w:r>
+      <w:r>
+        <w:rPr>
+          <w:lang w:val="en-US"/>
+        </w:rPr>
+        <w:tab/>
+        <w:t>100</w:t>
+      </w:r>
+      <w:r>
+        <w:rPr>
+          <w:lang w:val="en-US"/>
+        </w:rPr>
+        <w:tab/>
+        <w:t>Neena</w:t>
+      </w:r>
+      <w:r>
+        <w:rPr>
+          <w:lang w:val="en-US"/>
+        </w:rPr>
+        <w:tab/>
+      </w:r>
+      <w:r>
+        <w:rPr>
+          <w:lang w:val="en-US"/>
+        </w:rPr>
+        <w:tab/>
+        <w:t>21</w:t>
+      </w:r>
+    </w:p>
+    <w:p>
+      <w:pPr>
+        <w:rPr>
+          <w:lang w:val="en-US"/>
+        </w:rPr>
+      </w:pPr>
+      <w:r>
+        <w:rPr>
+          <w:b/>
+          <w:bCs/>
+          <w:lang w:val="en-US"/>
+        </w:rPr>
+        <w:t xml:space="preserve"> </w:t>
+      </w:r>
+      <w:r>
+        <w:rPr>
+          <w:lang w:val="en-US"/>
+        </w:rPr>
+        <w:t>1</w:t>
+      </w:r>
+      <w:r>
+        <w:rPr>
+          <w:lang w:val="en-US"/>
+        </w:rPr>
+        <w:tab/>
+        <w:t>Raj</w:t>
+      </w:r>
+      <w:r>
+        <w:rPr>
+          <w:lang w:val="en-US"/>
+        </w:rPr>
+        <w:tab/>
+      </w:r>
+      <w:r>
+        <w:rPr>
+          <w:lang w:val="en-US"/>
+        </w:rPr>
+        <w:tab/>
+        <w:t>Java</w:t>
+      </w:r>
+      <w:r>
+        <w:rPr>
+          <w:b/>
+          <w:bCs/>
+          <w:lang w:val="en-US"/>
+        </w:rPr>
+        <w:tab/>
+      </w:r>
+      <w:r>
+        <w:rPr>
+          <w:b/>
+          <w:bCs/>
+          <w:lang w:val="en-US"/>
+        </w:rPr>
+        <w:tab/>
+      </w:r>
+      <w:r>
+        <w:rPr>
+          <w:lang w:val="en-US"/>
+        </w:rPr>
+        <w:t>101</w:t>
+      </w:r>
+      <w:r>
+        <w:rPr>
+          <w:lang w:val="en-US"/>
+        </w:rPr>
+        <w:tab/>
+        <w:t>Meena</w:t>
+      </w:r>
+      <w:r>
+        <w:rPr>
+          <w:lang w:val="en-US"/>
+        </w:rPr>
+        <w:tab/>
+      </w:r>
+      <w:r>
+        <w:rPr>
+          <w:lang w:val="en-US"/>
+        </w:rPr>
+        <w:tab/>
+        <w:t>22</w:t>
+      </w:r>
+    </w:p>
+    <w:p>
+      <w:pPr>
+        <w:rPr>
+          <w:lang w:val="en-US"/>
+        </w:rPr>
+      </w:pPr>
+    </w:p>
+    <w:p>
+      <w:pPr>
+        <w:rPr>
+          <w:lang w:val="en-US"/>
+        </w:rPr>
+      </w:pPr>
+      <w:r>
+        <w:rPr>
+          <w:lang w:val="en-US"/>
+        </w:rPr>
+        <w:t xml:space="preserve">RDBMS supports 4 types of relationship. </w:t>
+      </w:r>
+    </w:p>
+    <w:p>
+      <w:pPr>
+        <w:pStyle w:val="ListParagraph"/>
+        <w:numPr>
+          <w:ilvl w:val="0"/>
+          <w:numId w:val="14"/>
+        </w:numPr>
+        <w:rPr>
+          <w:lang w:val="en-US"/>
+        </w:rPr>
+      </w:pPr>
+      <w:r>
+        <w:rPr>
+          <w:lang w:val="en-US"/>
+        </w:rPr>
+        <w:t>One to Many -</w:t>
+      </w:r>
+      <w:r>
+        <w:rPr>
+          <w:lang w:val="en-US"/>
+        </w:rPr>
+        <w:sym w:font="Wingdings" w:char="F0E0"/>
+      </w:r>
+      <w:r>
+        <w:rPr>
+          <w:lang w:val="en-US"/>
+        </w:rPr>
+        <w:t xml:space="preserve"> Trainer handle more than one Student. In one project many employees are working. One (PK) many (FK).</w:t>
+      </w:r>
+    </w:p>
+    <w:p>
+      <w:pPr>
+        <w:pStyle w:val="ListParagraph"/>
+        <w:numPr>
+          <w:ilvl w:val="0"/>
+          <w:numId w:val="14"/>
+        </w:numPr>
+        <w:rPr>
+          <w:lang w:val="en-US"/>
+        </w:rPr>
+      </w:pPr>
+      <w:r>
+        <w:rPr>
+          <w:lang w:val="en-US"/>
+        </w:rPr>
+        <w:t xml:space="preserve">One to One </w:t>
+      </w:r>
+      <w:r>
+        <w:rPr>
+          <w:lang w:val="en-US"/>
+        </w:rPr>
+        <w:sym w:font="Wingdings" w:char="F0E0"/>
+      </w:r>
+      <w:r>
+        <w:rPr>
+          <w:lang w:val="en-US"/>
+        </w:rPr>
+        <w:t xml:space="preserve"> One person has only one passport. </w:t>
+      </w:r>
+    </w:p>
+    <w:p>
+      <w:pPr>
+        <w:pStyle w:val="ListParagraph"/>
+        <w:numPr>
+          <w:ilvl w:val="0"/>
+          <w:numId w:val="14"/>
+        </w:numPr>
+        <w:rPr>
+          <w:lang w:val="en-US"/>
+        </w:rPr>
+      </w:pPr>
+      <w:r>
+        <w:rPr>
+          <w:lang w:val="en-US"/>
+        </w:rPr>
+        <w:t xml:space="preserve">Many to One </w:t>
+      </w:r>
+      <w:r>
+        <w:rPr>
+          <w:lang w:val="en-US"/>
+        </w:rPr>
+        <w:sym w:font="Wingdings" w:char="F0E0"/>
+      </w:r>
+      <w:r>
+        <w:rPr>
+          <w:lang w:val="en-US"/>
+        </w:rPr>
+        <w:t xml:space="preserve"> Many employees working in one project. </w:t>
+      </w:r>
+    </w:p>
+    <w:p>
+      <w:pPr>
+        <w:pStyle w:val="ListParagraph"/>
+        <w:numPr>
+          <w:ilvl w:val="0"/>
+          <w:numId w:val="14"/>
+        </w:numPr>
+        <w:rPr>
+          <w:lang w:val="en-US"/>
+        </w:rPr>
+      </w:pPr>
+      <w:r>
+        <w:rPr>
+          <w:lang w:val="en-US"/>
+        </w:rPr>
+        <w:t xml:space="preserve">Many to Many </w:t>
+      </w:r>
+      <w:r>
+        <w:rPr>
+          <w:lang w:val="en-US"/>
+        </w:rPr>
+        <w:sym w:font="Wingdings" w:char="F0E0"/>
+      </w:r>
+      <w:r>
+        <w:rPr>
+          <w:lang w:val="en-US"/>
+        </w:rPr>
+        <w:t xml:space="preserve"> Many students known more than one technologies. </w:t>
+      </w:r>
+    </w:p>
+    <w:p>
+      <w:pPr>
+        <w:rPr>
+          <w:lang w:val="en-US"/>
+        </w:rPr>
+      </w:pPr>
+    </w:p>
+    <w:p>
+      <w:pPr>
+        <w:rPr>
+          <w:lang w:val="en-US"/>
+        </w:rPr>
+      </w:pPr>
+      <w:r>
+        <w:rPr>
+          <w:lang w:val="en-US"/>
+        </w:rPr>
+        <w:lastRenderedPageBreak/>
+        <w:t xml:space="preserve">One to Many </w:t>
+      </w:r>
+      <w:r>
+        <w:rPr>
+          <w:lang w:val="en-US"/>
+        </w:rPr>
+        <w:sym w:font="Wingdings" w:char="F0E0"/>
+      </w:r>
+      <w:r>
+        <w:rPr>
+          <w:lang w:val="en-US"/>
+        </w:rPr>
+        <w:t xml:space="preserve"> </w:t>
+      </w:r>
     </w:p>
     <w:sectPr>
       <w:pgSz w:w="11906" w:h="16838"/>
@@ -3455,6 +3307,184 @@
     </w:lvl>
   </w:abstractNum>
   <w:abstractNum w:abstractNumId="3" w15:restartNumberingAfterBreak="0">
+    <w:nsid w:val="200C2DB2"/>
+    <w:multiLevelType w:val="hybridMultilevel"/>
+    <w:tmpl w:val="9E56E786"/>
+    <w:lvl w:ilvl="0" w:tplc="4009000F">
+      <w:start w:val="1"/>
+      <w:numFmt w:val="decimal"/>
+      <w:lvlText w:val="%1."/>
+      <w:lvlJc w:val="left"/>
+      <w:pPr>
+        <w:ind w:left="720" w:hanging="360"/>
+      </w:pPr>
+      <w:rPr>
+        <w:rFonts w:hint="default"/>
+      </w:rPr>
+    </w:lvl>
+    <w:lvl w:ilvl="1" w:tplc="40090019" w:tentative="1">
+      <w:start w:val="1"/>
+      <w:numFmt w:val="lowerLetter"/>
+      <w:lvlText w:val="%2."/>
+      <w:lvlJc w:val="left"/>
+      <w:pPr>
+        <w:ind w:left="1440" w:hanging="360"/>
+      </w:pPr>
+    </w:lvl>
+    <w:lvl w:ilvl="2" w:tplc="4009001B" w:tentative="1">
+      <w:start w:val="1"/>
+      <w:numFmt w:val="lowerRoman"/>
+      <w:lvlText w:val="%3."/>
+      <w:lvlJc w:val="right"/>
+      <w:pPr>
+        <w:ind w:left="2160" w:hanging="180"/>
+      </w:pPr>
+    </w:lvl>
+    <w:lvl w:ilvl="3" w:tplc="4009000F" w:tentative="1">
+      <w:start w:val="1"/>
+      <w:numFmt w:val="decimal"/>
+      <w:lvlText w:val="%4."/>
+      <w:lvlJc w:val="left"/>
+      <w:pPr>
+        <w:ind w:left="2880" w:hanging="360"/>
+      </w:pPr>
+    </w:lvl>
+    <w:lvl w:ilvl="4" w:tplc="40090019" w:tentative="1">
+      <w:start w:val="1"/>
+      <w:numFmt w:val="lowerLetter"/>
+      <w:lvlText w:val="%5."/>
+      <w:lvlJc w:val="left"/>
+      <w:pPr>
+        <w:ind w:left="3600" w:hanging="360"/>
+      </w:pPr>
+    </w:lvl>
+    <w:lvl w:ilvl="5" w:tplc="4009001B" w:tentative="1">
+      <w:start w:val="1"/>
+      <w:numFmt w:val="lowerRoman"/>
+      <w:lvlText w:val="%6."/>
+      <w:lvlJc w:val="right"/>
+      <w:pPr>
+        <w:ind w:left="4320" w:hanging="180"/>
+      </w:pPr>
+    </w:lvl>
+    <w:lvl w:ilvl="6" w:tplc="4009000F" w:tentative="1">
+      <w:start w:val="1"/>
+      <w:numFmt w:val="decimal"/>
+      <w:lvlText w:val="%7."/>
+      <w:lvlJc w:val="left"/>
+      <w:pPr>
+        <w:ind w:left="5040" w:hanging="360"/>
+      </w:pPr>
+    </w:lvl>
+    <w:lvl w:ilvl="7" w:tplc="40090019" w:tentative="1">
+      <w:start w:val="1"/>
+      <w:numFmt w:val="lowerLetter"/>
+      <w:lvlText w:val="%8."/>
+      <w:lvlJc w:val="left"/>
+      <w:pPr>
+        <w:ind w:left="5760" w:hanging="360"/>
+      </w:pPr>
+    </w:lvl>
+    <w:lvl w:ilvl="8" w:tplc="4009001B" w:tentative="1">
+      <w:start w:val="1"/>
+      <w:numFmt w:val="lowerRoman"/>
+      <w:lvlText w:val="%9."/>
+      <w:lvlJc w:val="right"/>
+      <w:pPr>
+        <w:ind w:left="6480" w:hanging="180"/>
+      </w:pPr>
+    </w:lvl>
+  </w:abstractNum>
+  <w:abstractNum w:abstractNumId="4" w15:restartNumberingAfterBreak="0">
+    <w:nsid w:val="29B667DB"/>
+    <w:multiLevelType w:val="hybridMultilevel"/>
+    <w:tmpl w:val="80B2D328"/>
+    <w:lvl w:ilvl="0" w:tplc="4009000F">
+      <w:start w:val="1"/>
+      <w:numFmt w:val="decimal"/>
+      <w:lvlText w:val="%1."/>
+      <w:lvlJc w:val="left"/>
+      <w:pPr>
+        <w:ind w:left="720" w:hanging="360"/>
+      </w:pPr>
+      <w:rPr>
+        <w:rFonts w:hint="default"/>
+      </w:rPr>
+    </w:lvl>
+    <w:lvl w:ilvl="1" w:tplc="40090019" w:tentative="1">
+      <w:start w:val="1"/>
+      <w:numFmt w:val="lowerLetter"/>
+      <w:lvlText w:val="%2."/>
+      <w:lvlJc w:val="left"/>
+      <w:pPr>
+        <w:ind w:left="1440" w:hanging="360"/>
+      </w:pPr>
+    </w:lvl>
+    <w:lvl w:ilvl="2" w:tplc="4009001B" w:tentative="1">
+      <w:start w:val="1"/>
+      <w:numFmt w:val="lowerRoman"/>
+      <w:lvlText w:val="%3."/>
+      <w:lvlJc w:val="right"/>
+      <w:pPr>
+        <w:ind w:left="2160" w:hanging="180"/>
+      </w:pPr>
+    </w:lvl>
+    <w:lvl w:ilvl="3" w:tplc="4009000F" w:tentative="1">
+      <w:start w:val="1"/>
+      <w:numFmt w:val="decimal"/>
+      <w:lvlText w:val="%4."/>
+      <w:lvlJc w:val="left"/>
+      <w:pPr>
+        <w:ind w:left="2880" w:hanging="360"/>
+      </w:pPr>
+    </w:lvl>
+    <w:lvl w:ilvl="4" w:tplc="40090019" w:tentative="1">
+      <w:start w:val="1"/>
+      <w:numFmt w:val="lowerLetter"/>
+      <w:lvlText w:val="%5."/>
+      <w:lvlJc w:val="left"/>
+      <w:pPr>
+        <w:ind w:left="3600" w:hanging="360"/>
+      </w:pPr>
+    </w:lvl>
+    <w:lvl w:ilvl="5" w:tplc="4009001B" w:tentative="1">
+      <w:start w:val="1"/>
+      <w:numFmt w:val="lowerRoman"/>
+      <w:lvlText w:val="%6."/>
+      <w:lvlJc w:val="right"/>
+      <w:pPr>
+        <w:ind w:left="4320" w:hanging="180"/>
+      </w:pPr>
+    </w:lvl>
+    <w:lvl w:ilvl="6" w:tplc="4009000F" w:tentative="1">
+      <w:start w:val="1"/>
+      <w:numFmt w:val="decimal"/>
+      <w:lvlText w:val="%7."/>
+      <w:lvlJc w:val="left"/>
+      <w:pPr>
+        <w:ind w:left="5040" w:hanging="360"/>
+      </w:pPr>
+    </w:lvl>
+    <w:lvl w:ilvl="7" w:tplc="40090019" w:tentative="1">
+      <w:start w:val="1"/>
+      <w:numFmt w:val="lowerLetter"/>
+      <w:lvlText w:val="%8."/>
+      <w:lvlJc w:val="left"/>
+      <w:pPr>
+        <w:ind w:left="5760" w:hanging="360"/>
+      </w:pPr>
+    </w:lvl>
+    <w:lvl w:ilvl="8" w:tplc="4009001B" w:tentative="1">
+      <w:start w:val="1"/>
+      <w:numFmt w:val="lowerRoman"/>
+      <w:lvlText w:val="%9."/>
+      <w:lvlJc w:val="right"/>
+      <w:pPr>
+        <w:ind w:left="6480" w:hanging="180"/>
+      </w:pPr>
+    </w:lvl>
+  </w:abstractNum>
+  <w:abstractNum w:abstractNumId="5" w15:restartNumberingAfterBreak="0">
     <w:nsid w:val="3AEA6C3B"/>
     <w:multiLevelType w:val="hybridMultilevel"/>
     <w:tmpl w:val="4B2C4D26"/>
@@ -3543,7 +3573,7 @@
       </w:pPr>
     </w:lvl>
   </w:abstractNum>
-  <w:abstractNum w:abstractNumId="4" w15:restartNumberingAfterBreak="0">
+  <w:abstractNum w:abstractNumId="6" w15:restartNumberingAfterBreak="0">
     <w:nsid w:val="4B832E22"/>
     <w:multiLevelType w:val="hybridMultilevel"/>
     <w:tmpl w:val="4260B586"/>
@@ -3632,7 +3662,7 @@
       </w:pPr>
     </w:lvl>
   </w:abstractNum>
-  <w:abstractNum w:abstractNumId="5" w15:restartNumberingAfterBreak="0">
+  <w:abstractNum w:abstractNumId="7" w15:restartNumberingAfterBreak="0">
     <w:nsid w:val="558514D5"/>
     <w:multiLevelType w:val="hybridMultilevel"/>
     <w:tmpl w:val="A49ED950"/>
@@ -3721,7 +3751,7 @@
       </w:pPr>
     </w:lvl>
   </w:abstractNum>
-  <w:abstractNum w:abstractNumId="6" w15:restartNumberingAfterBreak="0">
+  <w:abstractNum w:abstractNumId="8" w15:restartNumberingAfterBreak="0">
     <w:nsid w:val="56A6791C"/>
     <w:multiLevelType w:val="hybridMultilevel"/>
     <w:tmpl w:val="12DC0206"/>
@@ -3810,7 +3840,7 @@
       </w:pPr>
     </w:lvl>
   </w:abstractNum>
-  <w:abstractNum w:abstractNumId="7" w15:restartNumberingAfterBreak="0">
+  <w:abstractNum w:abstractNumId="9" w15:restartNumberingAfterBreak="0">
     <w:nsid w:val="5BF16D00"/>
     <w:multiLevelType w:val="hybridMultilevel"/>
     <w:tmpl w:val="6B760ED2"/>
@@ -3899,7 +3929,7 @@
       </w:pPr>
     </w:lvl>
   </w:abstractNum>
-  <w:abstractNum w:abstractNumId="8" w15:restartNumberingAfterBreak="0">
+  <w:abstractNum w:abstractNumId="10" w15:restartNumberingAfterBreak="0">
     <w:nsid w:val="5C002309"/>
     <w:multiLevelType w:val="hybridMultilevel"/>
     <w:tmpl w:val="B8F41608"/>
@@ -3988,7 +4018,7 @@
       </w:pPr>
     </w:lvl>
   </w:abstractNum>
-  <w:abstractNum w:abstractNumId="9" w15:restartNumberingAfterBreak="0">
+  <w:abstractNum w:abstractNumId="11" w15:restartNumberingAfterBreak="0">
     <w:nsid w:val="6055747D"/>
     <w:multiLevelType w:val="hybridMultilevel"/>
     <w:tmpl w:val="01AEAF14"/>
@@ -4077,7 +4107,7 @@
       </w:pPr>
     </w:lvl>
   </w:abstractNum>
-  <w:abstractNum w:abstractNumId="10" w15:restartNumberingAfterBreak="0">
+  <w:abstractNum w:abstractNumId="12" w15:restartNumberingAfterBreak="0">
     <w:nsid w:val="63046C3C"/>
     <w:multiLevelType w:val="hybridMultilevel"/>
     <w:tmpl w:val="7F3213C6"/>
@@ -4166,7 +4196,7 @@
       </w:pPr>
     </w:lvl>
   </w:abstractNum>
-  <w:abstractNum w:abstractNumId="11" w15:restartNumberingAfterBreak="0">
+  <w:abstractNum w:abstractNumId="13" w15:restartNumberingAfterBreak="0">
     <w:nsid w:val="6DCA1C7B"/>
     <w:multiLevelType w:val="hybridMultilevel"/>
     <w:tmpl w:val="B530A692"/>
@@ -4256,40 +4286,46 @@
     </w:lvl>
   </w:abstractNum>
   <w:num w:numId="1" w16cid:durableId="318315926">
-    <w:abstractNumId w:val="10"/>
+    <w:abstractNumId w:val="12"/>
   </w:num>
   <w:num w:numId="2" w16cid:durableId="1197039546">
     <w:abstractNumId w:val="0"/>
   </w:num>
   <w:num w:numId="3" w16cid:durableId="627319599">
+    <w:abstractNumId w:val="8"/>
+  </w:num>
+  <w:num w:numId="4" w16cid:durableId="300622163">
     <w:abstractNumId w:val="6"/>
   </w:num>
-  <w:num w:numId="4" w16cid:durableId="300622163">
-    <w:abstractNumId w:val="4"/>
-  </w:num>
   <w:num w:numId="5" w16cid:durableId="1416131206">
-    <w:abstractNumId w:val="7"/>
+    <w:abstractNumId w:val="9"/>
   </w:num>
   <w:num w:numId="6" w16cid:durableId="1118716463">
-    <w:abstractNumId w:val="5"/>
+    <w:abstractNumId w:val="7"/>
   </w:num>
   <w:num w:numId="7" w16cid:durableId="1214997026">
     <w:abstractNumId w:val="1"/>
   </w:num>
   <w:num w:numId="8" w16cid:durableId="1384909820">
-    <w:abstractNumId w:val="11"/>
+    <w:abstractNumId w:val="13"/>
   </w:num>
   <w:num w:numId="9" w16cid:durableId="80298204">
-    <w:abstractNumId w:val="8"/>
+    <w:abstractNumId w:val="10"/>
   </w:num>
   <w:num w:numId="10" w16cid:durableId="130252022">
     <w:abstractNumId w:val="2"/>
   </w:num>
   <w:num w:numId="11" w16cid:durableId="7487584">
-    <w:abstractNumId w:val="3"/>
+    <w:abstractNumId w:val="5"/>
   </w:num>
   <w:num w:numId="12" w16cid:durableId="517352503">
-    <w:abstractNumId w:val="9"/>
+    <w:abstractNumId w:val="11"/>
+  </w:num>
+  <w:num w:numId="13" w16cid:durableId="571089783">
+    <w:abstractNumId w:val="4"/>
+  </w:num>
+  <w:num w:numId="14" w16cid:durableId="1372068480">
+    <w:abstractNumId w:val="3"/>
   </w:num>
 </w:numbering>
 </file>
